--- a/ПР1.docx
+++ b/ПР1.docx
@@ -28,110 +28,6 @@
             <wp:extent cx="5940425" cy="3195320"/>
             <wp:effectExtent l="0" t="0" r="3175" b="5080"/>
             <wp:docPr id="1" name="Рисунок 1"/>
-            <wp:cNvGraphicFramePr>
-              <a:graphicFrameLocks xmlns:a="http://schemas.openxmlformats.org/drawingml/2006/main" noChangeAspect="1"/>
-            </wp:cNvGraphicFramePr>
-            <a:graphic xmlns:a="http://schemas.openxmlformats.org/drawingml/2006/main">
-              <a:graphicData uri="http://schemas.openxmlformats.org/drawingml/2006/picture">
-                <pic:pic xmlns:pic="http://schemas.openxmlformats.org/drawingml/2006/picture">
-                  <pic:nvPicPr>
-                    <pic:cNvPr id="1" name=""/>
-                    <pic:cNvPicPr/>
-                  </pic:nvPicPr>
-                  <pic:blipFill>
-                    <a:blip r:embed="rId4"/>
-                    <a:stretch>
-                      <a:fillRect/>
-                    </a:stretch>
-                  </pic:blipFill>
-                  <pic:spPr>
-                    <a:xfrm>
-                      <a:off x="0" y="0"/>
-                      <a:ext cx="5940425" cy="3195320"/>
-                    </a:xfrm>
-                    <a:prstGeom prst="rect">
-                      <a:avLst/>
-                    </a:prstGeom>
-                  </pic:spPr>
-                </pic:pic>
-              </a:graphicData>
-            </a:graphic>
-          </wp:inline>
-        </w:drawing>
-      </w:r>
-    </w:p>
-    <w:p>
-      <w:r>
-        <w:rPr>
-          <w:noProof/>
-          <w:lang w:eastAsia="ru-RU"/>
-        </w:rPr>
-        <w:drawing>
-          <wp:inline distT="0" distB="0" distL="0" distR="0" wp14:anchorId="6C9D8803" wp14:editId="4CE5559B">
-            <wp:extent cx="5940425" cy="2538095"/>
-            <wp:effectExtent l="0" t="0" r="3175" b="0"/>
-            <wp:docPr id="3" name="Рисунок 3"/>
-            <wp:cNvGraphicFramePr>
-              <a:graphicFrameLocks xmlns:a="http://schemas.openxmlformats.org/drawingml/2006/main" noChangeAspect="1"/>
-            </wp:cNvGraphicFramePr>
-            <a:graphic xmlns:a="http://schemas.openxmlformats.org/drawingml/2006/main">
-              <a:graphicData uri="http://schemas.openxmlformats.org/drawingml/2006/picture">
-                <pic:pic xmlns:pic="http://schemas.openxmlformats.org/drawingml/2006/picture">
-                  <pic:nvPicPr>
-                    <pic:cNvPr id="1" name=""/>
-                    <pic:cNvPicPr/>
-                  </pic:nvPicPr>
-                  <pic:blipFill>
-                    <a:blip r:embed="rId5"/>
-                    <a:stretch>
-                      <a:fillRect/>
-                    </a:stretch>
-                  </pic:blipFill>
-                  <pic:spPr>
-                    <a:xfrm>
-                      <a:off x="0" y="0"/>
-                      <a:ext cx="5940425" cy="2538095"/>
-                    </a:xfrm>
-                    <a:prstGeom prst="rect">
-                      <a:avLst/>
-                    </a:prstGeom>
-                  </pic:spPr>
-                </pic:pic>
-              </a:graphicData>
-            </a:graphic>
-          </wp:inline>
-        </w:drawing>
-      </w:r>
-    </w:p>
-    <w:p/>
-    <w:p>
-      <w:r>
-        <w:br w:type="page"/>
-      </w:r>
-    </w:p>
-    <w:p>
-      <w:pPr>
-        <w:rPr>
-          <w:rFonts w:ascii="Times New Roman" w:hAnsi="Times New Roman" w:cs="Times New Roman"/>
-          <w:sz w:val="28"/>
-        </w:rPr>
-      </w:pPr>
-      <w:r>
-        <w:rPr>
-          <w:rFonts w:ascii="Times New Roman" w:hAnsi="Times New Roman" w:cs="Times New Roman"/>
-          <w:sz w:val="28"/>
-        </w:rPr>
-        <w:lastRenderedPageBreak/>
-        <w:t>Создание таблицы «Группы»</w:t>
-      </w:r>
-    </w:p>
-    <w:p>
-      <w:r>
-        <w:drawing>
-          <wp:inline distT="0" distB="0" distL="0" distR="0" wp14:anchorId="10CDAC71" wp14:editId="0B34A7D6">
-            <wp:extent cx="5939025" cy="7485017"/>
-            <wp:effectExtent l="0" t="0" r="5080" b="1905"/>
-            <wp:docPr id="4" name="Рисунок 4"/>
             <wp:cNvGraphicFramePr>
               <a:graphicFrameLocks xmlns:a="http://schemas.openxmlformats.org/drawingml/2006/main" noChangeAspect="1"/>
             </wp:cNvGraphicFramePr>
@@ -151,7 +47,7 @@
                   <pic:spPr>
                     <a:xfrm>
                       <a:off x="0" y="0"/>
-                      <a:ext cx="6011445" cy="7576289"/>
+                      <a:ext cx="5940425" cy="3195320"/>
                     </a:xfrm>
                     <a:prstGeom prst="rect">
                       <a:avLst/>
@@ -166,47 +62,15 @@
     </w:p>
     <w:p>
       <w:r>
-        <w:tab/>
-      </w:r>
-    </w:p>
-    <w:p>
-      <w:r>
-        <w:br w:type="page"/>
-      </w:r>
-    </w:p>
-    <w:p>
-      <w:pPr>
-        <w:rPr>
-          <w:rFonts w:ascii="Times New Roman" w:hAnsi="Times New Roman" w:cs="Times New Roman"/>
-          <w:sz w:val="28"/>
-        </w:rPr>
-      </w:pPr>
-      <w:r>
-        <w:rPr>
-          <w:rFonts w:ascii="Times New Roman" w:hAnsi="Times New Roman" w:cs="Times New Roman"/>
-          <w:sz w:val="28"/>
-        </w:rPr>
-        <w:lastRenderedPageBreak/>
-        <w:t>Создание таблицы «Студенты»</w:t>
-      </w:r>
-    </w:p>
-    <w:p>
-      <w:pPr>
-        <w:rPr>
-          <w:rFonts w:ascii="Times New Roman" w:hAnsi="Times New Roman" w:cs="Times New Roman"/>
-          <w:sz w:val="28"/>
-        </w:rPr>
-      </w:pPr>
-      <w:r>
-        <w:rPr>
-          <w:rFonts w:ascii="Times New Roman" w:hAnsi="Times New Roman" w:cs="Times New Roman"/>
-          <w:sz w:val="28"/>
+        <w:rPr>
+          <w:noProof/>
+          <w:lang w:eastAsia="ru-RU"/>
         </w:rPr>
         <w:drawing>
-          <wp:inline distT="0" distB="0" distL="0" distR="0" wp14:anchorId="57809052" wp14:editId="2B3E8DAC">
-            <wp:extent cx="5940425" cy="5541645"/>
-            <wp:effectExtent l="0" t="0" r="3175" b="1905"/>
-            <wp:docPr id="5" name="Рисунок 5"/>
+          <wp:inline distT="0" distB="0" distL="0" distR="0" wp14:anchorId="6C9D8803" wp14:editId="4CE5559B">
+            <wp:extent cx="5940425" cy="2538095"/>
+            <wp:effectExtent l="0" t="0" r="3175" b="0"/>
+            <wp:docPr id="3" name="Рисунок 3"/>
             <wp:cNvGraphicFramePr>
               <a:graphicFrameLocks xmlns:a="http://schemas.openxmlformats.org/drawingml/2006/main" noChangeAspect="1"/>
             </wp:cNvGraphicFramePr>
@@ -226,7 +90,7 @@
                   <pic:spPr>
                     <a:xfrm>
                       <a:off x="0" y="0"/>
-                      <a:ext cx="5940425" cy="5541645"/>
+                      <a:ext cx="5940425" cy="2538095"/>
                     </a:xfrm>
                     <a:prstGeom prst="rect">
                       <a:avLst/>
@@ -239,18 +103,9 @@
         </w:drawing>
       </w:r>
     </w:p>
-    <w:p>
-      <w:pPr>
-        <w:rPr>
-          <w:rFonts w:ascii="Times New Roman" w:hAnsi="Times New Roman" w:cs="Times New Roman"/>
-          <w:sz w:val="28"/>
-        </w:rPr>
-      </w:pPr>
-      <w:r>
-        <w:rPr>
-          <w:rFonts w:ascii="Times New Roman" w:hAnsi="Times New Roman" w:cs="Times New Roman"/>
-          <w:sz w:val="28"/>
-        </w:rPr>
+    <w:p/>
+    <w:p>
+      <w:r>
         <w:br w:type="page"/>
       </w:r>
     </w:p>
@@ -267,26 +122,20 @@
           <w:sz w:val="28"/>
         </w:rPr>
         <w:lastRenderedPageBreak/>
-        <w:t>Таблица преподавателей</w:t>
-      </w:r>
-    </w:p>
-    <w:p>
-      <w:pPr>
-        <w:rPr>
-          <w:rFonts w:ascii="Times New Roman" w:hAnsi="Times New Roman" w:cs="Times New Roman"/>
-          <w:sz w:val="28"/>
-        </w:rPr>
-      </w:pPr>
+        <w:t>Создание таблицы «Группы»</w:t>
+      </w:r>
+    </w:p>
+    <w:p>
       <w:r>
         <w:rPr>
           <w:noProof/>
           <w:lang w:eastAsia="ru-RU"/>
         </w:rPr>
         <w:drawing>
-          <wp:inline distT="0" distB="0" distL="0" distR="0" wp14:anchorId="13C5D461" wp14:editId="33809A08">
-            <wp:extent cx="5940425" cy="6932295"/>
-            <wp:effectExtent l="0" t="0" r="3175" b="1905"/>
-            <wp:docPr id="7" name="Рисунок 7"/>
+          <wp:inline distT="0" distB="0" distL="0" distR="0" wp14:anchorId="10CDAC71" wp14:editId="0B34A7D6">
+            <wp:extent cx="5939025" cy="7485017"/>
+            <wp:effectExtent l="0" t="0" r="5080" b="1905"/>
+            <wp:docPr id="4" name="Рисунок 4"/>
             <wp:cNvGraphicFramePr>
               <a:graphicFrameLocks xmlns:a="http://schemas.openxmlformats.org/drawingml/2006/main" noChangeAspect="1"/>
             </wp:cNvGraphicFramePr>
@@ -306,7 +155,7 @@
                   <pic:spPr>
                     <a:xfrm>
                       <a:off x="0" y="0"/>
-                      <a:ext cx="5940425" cy="6932295"/>
+                      <a:ext cx="6011445" cy="7576289"/>
                     </a:xfrm>
                     <a:prstGeom prst="rect">
                       <a:avLst/>
@@ -320,17 +169,12 @@
       </w:r>
     </w:p>
     <w:p>
-      <w:pPr>
-        <w:rPr>
-          <w:rFonts w:ascii="Times New Roman" w:hAnsi="Times New Roman" w:cs="Times New Roman"/>
-          <w:sz w:val="28"/>
-        </w:rPr>
-      </w:pPr>
-      <w:r>
-        <w:rPr>
-          <w:rFonts w:ascii="Times New Roman" w:hAnsi="Times New Roman" w:cs="Times New Roman"/>
-          <w:sz w:val="28"/>
-        </w:rPr>
+      <w:r>
+        <w:tab/>
+      </w:r>
+    </w:p>
+    <w:p>
+      <w:r>
         <w:br w:type="page"/>
       </w:r>
     </w:p>
@@ -347,26 +191,28 @@
           <w:sz w:val="28"/>
         </w:rPr>
         <w:lastRenderedPageBreak/>
-        <w:t>Таблица дисциплин</w:t>
-      </w:r>
-    </w:p>
-    <w:p>
-      <w:pPr>
-        <w:rPr>
-          <w:rFonts w:ascii="Times New Roman" w:hAnsi="Times New Roman" w:cs="Times New Roman"/>
-          <w:sz w:val="28"/>
-        </w:rPr>
-      </w:pPr>
-      <w:r>
-        <w:rPr>
+        <w:t>Создание таблицы «Студенты»</w:t>
+      </w:r>
+    </w:p>
+    <w:p>
+      <w:pPr>
+        <w:rPr>
+          <w:rFonts w:ascii="Times New Roman" w:hAnsi="Times New Roman" w:cs="Times New Roman"/>
+          <w:sz w:val="28"/>
+        </w:rPr>
+      </w:pPr>
+      <w:r>
+        <w:rPr>
+          <w:rFonts w:ascii="Times New Roman" w:hAnsi="Times New Roman" w:cs="Times New Roman"/>
           <w:noProof/>
+          <w:sz w:val="28"/>
           <w:lang w:eastAsia="ru-RU"/>
         </w:rPr>
         <w:drawing>
-          <wp:inline distT="0" distB="0" distL="0" distR="0" wp14:anchorId="7864C743" wp14:editId="2C571D4F">
-            <wp:extent cx="5940425" cy="5635625"/>
-            <wp:effectExtent l="0" t="0" r="3175" b="3175"/>
-            <wp:docPr id="8" name="Рисунок 8"/>
+          <wp:inline distT="0" distB="0" distL="0" distR="0" wp14:anchorId="57809052" wp14:editId="2B3E8DAC">
+            <wp:extent cx="5940425" cy="5541645"/>
+            <wp:effectExtent l="0" t="0" r="3175" b="1905"/>
+            <wp:docPr id="5" name="Рисунок 5"/>
             <wp:cNvGraphicFramePr>
               <a:graphicFrameLocks xmlns:a="http://schemas.openxmlformats.org/drawingml/2006/main" noChangeAspect="1"/>
             </wp:cNvGraphicFramePr>
@@ -386,7 +232,7 @@
                   <pic:spPr>
                     <a:xfrm>
                       <a:off x="0" y="0"/>
-                      <a:ext cx="5940425" cy="5635625"/>
+                      <a:ext cx="5940425" cy="5541645"/>
                     </a:xfrm>
                     <a:prstGeom prst="rect">
                       <a:avLst/>
@@ -427,7 +273,7 @@
           <w:sz w:val="28"/>
         </w:rPr>
         <w:lastRenderedPageBreak/>
-        <w:t>Таблица занятий</w:t>
+        <w:t>Таблица преподавателей</w:t>
       </w:r>
     </w:p>
     <w:p>
@@ -443,10 +289,10 @@
           <w:lang w:eastAsia="ru-RU"/>
         </w:rPr>
         <w:drawing>
-          <wp:inline distT="0" distB="0" distL="0" distR="0" wp14:anchorId="6117B280" wp14:editId="49034C89">
-            <wp:extent cx="5940425" cy="5582285"/>
-            <wp:effectExtent l="0" t="0" r="3175" b="0"/>
-            <wp:docPr id="9" name="Рисунок 9"/>
+          <wp:inline distT="0" distB="0" distL="0" distR="0" wp14:anchorId="13C5D461" wp14:editId="33809A08">
+            <wp:extent cx="5940425" cy="6932295"/>
+            <wp:effectExtent l="0" t="0" r="3175" b="1905"/>
+            <wp:docPr id="7" name="Рисунок 7"/>
             <wp:cNvGraphicFramePr>
               <a:graphicFrameLocks xmlns:a="http://schemas.openxmlformats.org/drawingml/2006/main" noChangeAspect="1"/>
             </wp:cNvGraphicFramePr>
@@ -466,6 +312,166 @@
                   <pic:spPr>
                     <a:xfrm>
                       <a:off x="0" y="0"/>
+                      <a:ext cx="5940425" cy="6932295"/>
+                    </a:xfrm>
+                    <a:prstGeom prst="rect">
+                      <a:avLst/>
+                    </a:prstGeom>
+                  </pic:spPr>
+                </pic:pic>
+              </a:graphicData>
+            </a:graphic>
+          </wp:inline>
+        </w:drawing>
+      </w:r>
+    </w:p>
+    <w:p>
+      <w:pPr>
+        <w:rPr>
+          <w:rFonts w:ascii="Times New Roman" w:hAnsi="Times New Roman" w:cs="Times New Roman"/>
+          <w:sz w:val="28"/>
+        </w:rPr>
+      </w:pPr>
+      <w:r>
+        <w:rPr>
+          <w:rFonts w:ascii="Times New Roman" w:hAnsi="Times New Roman" w:cs="Times New Roman"/>
+          <w:sz w:val="28"/>
+        </w:rPr>
+        <w:br w:type="page"/>
+      </w:r>
+    </w:p>
+    <w:p>
+      <w:pPr>
+        <w:rPr>
+          <w:rFonts w:ascii="Times New Roman" w:hAnsi="Times New Roman" w:cs="Times New Roman"/>
+          <w:sz w:val="28"/>
+        </w:rPr>
+      </w:pPr>
+      <w:r>
+        <w:rPr>
+          <w:rFonts w:ascii="Times New Roman" w:hAnsi="Times New Roman" w:cs="Times New Roman"/>
+          <w:sz w:val="28"/>
+        </w:rPr>
+        <w:lastRenderedPageBreak/>
+        <w:t>Таблица дисциплин</w:t>
+      </w:r>
+    </w:p>
+    <w:p>
+      <w:pPr>
+        <w:rPr>
+          <w:rFonts w:ascii="Times New Roman" w:hAnsi="Times New Roman" w:cs="Times New Roman"/>
+          <w:sz w:val="28"/>
+        </w:rPr>
+      </w:pPr>
+      <w:r>
+        <w:rPr>
+          <w:noProof/>
+          <w:lang w:eastAsia="ru-RU"/>
+        </w:rPr>
+        <w:drawing>
+          <wp:inline distT="0" distB="0" distL="0" distR="0" wp14:anchorId="7864C743" wp14:editId="2C571D4F">
+            <wp:extent cx="5940425" cy="5635625"/>
+            <wp:effectExtent l="0" t="0" r="3175" b="3175"/>
+            <wp:docPr id="8" name="Рисунок 8"/>
+            <wp:cNvGraphicFramePr>
+              <a:graphicFrameLocks xmlns:a="http://schemas.openxmlformats.org/drawingml/2006/main" noChangeAspect="1"/>
+            </wp:cNvGraphicFramePr>
+            <a:graphic xmlns:a="http://schemas.openxmlformats.org/drawingml/2006/main">
+              <a:graphicData uri="http://schemas.openxmlformats.org/drawingml/2006/picture">
+                <pic:pic xmlns:pic="http://schemas.openxmlformats.org/drawingml/2006/picture">
+                  <pic:nvPicPr>
+                    <pic:cNvPr id="1" name=""/>
+                    <pic:cNvPicPr/>
+                  </pic:nvPicPr>
+                  <pic:blipFill>
+                    <a:blip r:embed="rId11"/>
+                    <a:stretch>
+                      <a:fillRect/>
+                    </a:stretch>
+                  </pic:blipFill>
+                  <pic:spPr>
+                    <a:xfrm>
+                      <a:off x="0" y="0"/>
+                      <a:ext cx="5940425" cy="5635625"/>
+                    </a:xfrm>
+                    <a:prstGeom prst="rect">
+                      <a:avLst/>
+                    </a:prstGeom>
+                  </pic:spPr>
+                </pic:pic>
+              </a:graphicData>
+            </a:graphic>
+          </wp:inline>
+        </w:drawing>
+      </w:r>
+    </w:p>
+    <w:p>
+      <w:pPr>
+        <w:rPr>
+          <w:rFonts w:ascii="Times New Roman" w:hAnsi="Times New Roman" w:cs="Times New Roman"/>
+          <w:sz w:val="28"/>
+        </w:rPr>
+      </w:pPr>
+      <w:r>
+        <w:rPr>
+          <w:rFonts w:ascii="Times New Roman" w:hAnsi="Times New Roman" w:cs="Times New Roman"/>
+          <w:sz w:val="28"/>
+        </w:rPr>
+        <w:br w:type="page"/>
+      </w:r>
+    </w:p>
+    <w:p>
+      <w:pPr>
+        <w:rPr>
+          <w:rFonts w:ascii="Times New Roman" w:hAnsi="Times New Roman" w:cs="Times New Roman"/>
+          <w:sz w:val="28"/>
+        </w:rPr>
+      </w:pPr>
+      <w:r>
+        <w:rPr>
+          <w:rFonts w:ascii="Times New Roman" w:hAnsi="Times New Roman" w:cs="Times New Roman"/>
+          <w:sz w:val="28"/>
+        </w:rPr>
+        <w:lastRenderedPageBreak/>
+        <w:t>Таблица занятий</w:t>
+      </w:r>
+    </w:p>
+    <w:p>
+      <w:pPr>
+        <w:rPr>
+          <w:rFonts w:ascii="Times New Roman" w:hAnsi="Times New Roman" w:cs="Times New Roman"/>
+          <w:sz w:val="28"/>
+        </w:rPr>
+      </w:pPr>
+      <w:r>
+        <w:rPr>
+          <w:noProof/>
+          <w:lang w:eastAsia="ru-RU"/>
+        </w:rPr>
+        <w:drawing>
+          <wp:inline distT="0" distB="0" distL="0" distR="0" wp14:anchorId="6117B280" wp14:editId="49034C89">
+            <wp:extent cx="5940425" cy="5582285"/>
+            <wp:effectExtent l="0" t="0" r="3175" b="0"/>
+            <wp:docPr id="9" name="Рисунок 9"/>
+            <wp:cNvGraphicFramePr>
+              <a:graphicFrameLocks xmlns:a="http://schemas.openxmlformats.org/drawingml/2006/main" noChangeAspect="1"/>
+            </wp:cNvGraphicFramePr>
+            <a:graphic xmlns:a="http://schemas.openxmlformats.org/drawingml/2006/main">
+              <a:graphicData uri="http://schemas.openxmlformats.org/drawingml/2006/picture">
+                <pic:pic xmlns:pic="http://schemas.openxmlformats.org/drawingml/2006/picture">
+                  <pic:nvPicPr>
+                    <pic:cNvPr id="1" name=""/>
+                    <pic:cNvPicPr/>
+                  </pic:nvPicPr>
+                  <pic:blipFill>
+                    <a:blip r:embed="rId12"/>
+                    <a:stretch>
+                      <a:fillRect/>
+                    </a:stretch>
+                  </pic:blipFill>
+                  <pic:spPr>
+                    <a:xfrm>
+                      <a:off x="0" y="0"/>
                       <a:ext cx="5940425" cy="5582285"/>
                     </a:xfrm>
                     <a:prstGeom prst="rect">
@@ -478,6 +484,1318 @@
           </wp:inline>
         </w:drawing>
       </w:r>
+    </w:p>
+    <w:p>
+      <w:pPr>
+        <w:rPr>
+          <w:rFonts w:ascii="Times New Roman" w:hAnsi="Times New Roman" w:cs="Times New Roman"/>
+          <w:sz w:val="28"/>
+        </w:rPr>
+      </w:pPr>
+      <w:r>
+        <w:rPr>
+          <w:rFonts w:ascii="Times New Roman" w:hAnsi="Times New Roman" w:cs="Times New Roman"/>
+          <w:sz w:val="28"/>
+        </w:rPr>
+        <w:br w:type="page"/>
+      </w:r>
+    </w:p>
+    <w:p>
+      <w:pPr>
+        <w:rPr>
+          <w:rFonts w:ascii="Times New Roman" w:hAnsi="Times New Roman" w:cs="Times New Roman"/>
+          <w:sz w:val="28"/>
+        </w:rPr>
+      </w:pPr>
+      <w:r>
+        <w:rPr>
+          <w:rFonts w:ascii="Times New Roman" w:hAnsi="Times New Roman" w:cs="Times New Roman"/>
+          <w:sz w:val="28"/>
+        </w:rPr>
+        <w:lastRenderedPageBreak/>
+        <w:t>Автоинкремент</w:t>
+      </w:r>
+    </w:p>
+    <w:p>
+      <w:pPr>
+        <w:rPr>
+          <w:rFonts w:ascii="Times New Roman" w:hAnsi="Times New Roman" w:cs="Times New Roman"/>
+          <w:sz w:val="28"/>
+        </w:rPr>
+      </w:pPr>
+      <w:r>
+        <w:rPr>
+          <w:noProof/>
+          <w:lang w:eastAsia="ru-RU"/>
+        </w:rPr>
+        <w:drawing>
+          <wp:inline distT="0" distB="0" distL="0" distR="0" wp14:anchorId="7556C568" wp14:editId="56B265BA">
+            <wp:extent cx="5940425" cy="5786755"/>
+            <wp:effectExtent l="0" t="0" r="3175" b="4445"/>
+            <wp:docPr id="2" name="Рисунок 2"/>
+            <wp:cNvGraphicFramePr>
+              <a:graphicFrameLocks xmlns:a="http://schemas.openxmlformats.org/drawingml/2006/main" noChangeAspect="1"/>
+            </wp:cNvGraphicFramePr>
+            <a:graphic xmlns:a="http://schemas.openxmlformats.org/drawingml/2006/main">
+              <a:graphicData uri="http://schemas.openxmlformats.org/drawingml/2006/picture">
+                <pic:pic xmlns:pic="http://schemas.openxmlformats.org/drawingml/2006/picture">
+                  <pic:nvPicPr>
+                    <pic:cNvPr id="1" name=""/>
+                    <pic:cNvPicPr/>
+                  </pic:nvPicPr>
+                  <pic:blipFill>
+                    <a:blip r:embed="rId13"/>
+                    <a:stretch>
+                      <a:fillRect/>
+                    </a:stretch>
+                  </pic:blipFill>
+                  <pic:spPr>
+                    <a:xfrm>
+                      <a:off x="0" y="0"/>
+                      <a:ext cx="5940425" cy="5786755"/>
+                    </a:xfrm>
+                    <a:prstGeom prst="rect">
+                      <a:avLst/>
+                    </a:prstGeom>
+                  </pic:spPr>
+                </pic:pic>
+              </a:graphicData>
+            </a:graphic>
+          </wp:inline>
+        </w:drawing>
+      </w:r>
+    </w:p>
+    <w:p>
+      <w:pPr>
+        <w:rPr>
+          <w:rFonts w:ascii="Times New Roman" w:hAnsi="Times New Roman" w:cs="Times New Roman"/>
+          <w:sz w:val="28"/>
+        </w:rPr>
+      </w:pPr>
+      <w:r>
+        <w:rPr>
+          <w:noProof/>
+          <w:lang w:eastAsia="ru-RU"/>
+        </w:rPr>
+        <w:lastRenderedPageBreak/>
+        <w:drawing>
+          <wp:inline distT="0" distB="0" distL="0" distR="0" wp14:anchorId="6AB84C06" wp14:editId="3CEBD4FD">
+            <wp:extent cx="5940425" cy="6519545"/>
+            <wp:effectExtent l="0" t="0" r="0" b="0"/>
+            <wp:docPr id="10" name="Рисунок 10"/>
+            <wp:cNvGraphicFramePr>
+              <a:graphicFrameLocks xmlns:a="http://schemas.openxmlformats.org/drawingml/2006/main" noChangeAspect="1"/>
+            </wp:cNvGraphicFramePr>
+            <a:graphic xmlns:a="http://schemas.openxmlformats.org/drawingml/2006/main">
+              <a:graphicData uri="http://schemas.openxmlformats.org/drawingml/2006/picture">
+                <pic:pic xmlns:pic="http://schemas.openxmlformats.org/drawingml/2006/picture">
+                  <pic:nvPicPr>
+                    <pic:cNvPr id="1" name=""/>
+                    <pic:cNvPicPr/>
+                  </pic:nvPicPr>
+                  <pic:blipFill>
+                    <a:blip r:embed="rId14"/>
+                    <a:stretch>
+                      <a:fillRect/>
+                    </a:stretch>
+                  </pic:blipFill>
+                  <pic:spPr>
+                    <a:xfrm>
+                      <a:off x="0" y="0"/>
+                      <a:ext cx="5940425" cy="6519545"/>
+                    </a:xfrm>
+                    <a:prstGeom prst="rect">
+                      <a:avLst/>
+                    </a:prstGeom>
+                  </pic:spPr>
+                </pic:pic>
+              </a:graphicData>
+            </a:graphic>
+          </wp:inline>
+        </w:drawing>
+      </w:r>
+    </w:p>
+    <w:p>
+      <w:pPr>
+        <w:rPr>
+          <w:rFonts w:ascii="Times New Roman" w:hAnsi="Times New Roman" w:cs="Times New Roman"/>
+          <w:sz w:val="28"/>
+        </w:rPr>
+      </w:pPr>
+    </w:p>
+    <w:p>
+      <w:pPr>
+        <w:rPr>
+          <w:rFonts w:ascii="Times New Roman" w:hAnsi="Times New Roman" w:cs="Times New Roman"/>
+          <w:sz w:val="28"/>
+        </w:rPr>
+      </w:pPr>
+    </w:p>
+    <w:p>
+      <w:pPr>
+        <w:rPr>
+          <w:rFonts w:ascii="Times New Roman" w:hAnsi="Times New Roman" w:cs="Times New Roman"/>
+          <w:sz w:val="28"/>
+        </w:rPr>
+      </w:pPr>
+    </w:p>
+    <w:p>
+      <w:pPr>
+        <w:rPr>
+          <w:rFonts w:ascii="Times New Roman" w:hAnsi="Times New Roman" w:cs="Times New Roman"/>
+          <w:sz w:val="28"/>
+        </w:rPr>
+      </w:pPr>
+    </w:p>
+    <w:p>
+      <w:pPr>
+        <w:rPr>
+          <w:rFonts w:ascii="Times New Roman" w:hAnsi="Times New Roman" w:cs="Times New Roman"/>
+          <w:sz w:val="28"/>
+        </w:rPr>
+      </w:pPr>
+    </w:p>
+    <w:p>
+      <w:pPr>
+        <w:rPr>
+          <w:rFonts w:ascii="Times New Roman" w:hAnsi="Times New Roman" w:cs="Times New Roman"/>
+          <w:sz w:val="28"/>
+        </w:rPr>
+      </w:pPr>
+    </w:p>
+    <w:p>
+      <w:pPr>
+        <w:rPr>
+          <w:rFonts w:ascii="Times New Roman" w:hAnsi="Times New Roman" w:cs="Times New Roman"/>
+          <w:sz w:val="28"/>
+        </w:rPr>
+      </w:pPr>
+    </w:p>
+    <w:p>
+      <w:pPr>
+        <w:rPr>
+          <w:rFonts w:ascii="Times New Roman" w:hAnsi="Times New Roman" w:cs="Times New Roman"/>
+          <w:sz w:val="28"/>
+        </w:rPr>
+      </w:pPr>
+    </w:p>
+    <w:p>
+      <w:pPr>
+        <w:rPr>
+          <w:rFonts w:ascii="Times New Roman" w:hAnsi="Times New Roman" w:cs="Times New Roman"/>
+          <w:sz w:val="28"/>
+        </w:rPr>
+      </w:pPr>
+      <w:r>
+        <w:rPr>
+          <w:rFonts w:ascii="Times New Roman" w:hAnsi="Times New Roman" w:cs="Times New Roman"/>
+          <w:sz w:val="28"/>
+        </w:rPr>
+        <w:lastRenderedPageBreak/>
+        <w:t>Заполнение таблицы студентов</w:t>
+      </w:r>
+    </w:p>
+    <w:p>
+      <w:pPr>
+        <w:rPr>
+          <w:rFonts w:ascii="Times New Roman" w:hAnsi="Times New Roman" w:cs="Times New Roman"/>
+          <w:sz w:val="28"/>
+        </w:rPr>
+      </w:pPr>
+      <w:r>
+        <w:rPr>
+          <w:noProof/>
+          <w:lang w:eastAsia="ru-RU"/>
+        </w:rPr>
+        <w:drawing>
+          <wp:inline distT="0" distB="0" distL="0" distR="0" wp14:anchorId="6EFCF4E9" wp14:editId="105A1383">
+            <wp:extent cx="5940425" cy="6669405"/>
+            <wp:effectExtent l="0" t="0" r="5715" b="1905"/>
+            <wp:docPr id="14" name="Рисунок 14"/>
+            <wp:cNvGraphicFramePr>
+              <a:graphicFrameLocks xmlns:a="http://schemas.openxmlformats.org/drawingml/2006/main" noChangeAspect="1"/>
+            </wp:cNvGraphicFramePr>
+            <a:graphic xmlns:a="http://schemas.openxmlformats.org/drawingml/2006/main">
+              <a:graphicData uri="http://schemas.openxmlformats.org/drawingml/2006/picture">
+                <pic:pic xmlns:pic="http://schemas.openxmlformats.org/drawingml/2006/picture">
+                  <pic:nvPicPr>
+                    <pic:cNvPr id="1" name=""/>
+                    <pic:cNvPicPr/>
+                  </pic:nvPicPr>
+                  <pic:blipFill>
+                    <a:blip r:embed="rId15"/>
+                    <a:stretch>
+                      <a:fillRect/>
+                    </a:stretch>
+                  </pic:blipFill>
+                  <pic:spPr>
+                    <a:xfrm>
+                      <a:off x="0" y="0"/>
+                      <a:ext cx="5940425" cy="6669405"/>
+                    </a:xfrm>
+                    <a:prstGeom prst="rect">
+                      <a:avLst/>
+                    </a:prstGeom>
+                  </pic:spPr>
+                </pic:pic>
+              </a:graphicData>
+            </a:graphic>
+          </wp:inline>
+        </w:drawing>
+      </w:r>
+    </w:p>
+    <w:p>
+      <w:pPr>
+        <w:rPr>
+          <w:rFonts w:ascii="Times New Roman" w:hAnsi="Times New Roman" w:cs="Times New Roman"/>
+          <w:sz w:val="28"/>
+        </w:rPr>
+      </w:pPr>
+    </w:p>
+    <w:p>
+      <w:pPr>
+        <w:rPr>
+          <w:rFonts w:ascii="Times New Roman" w:hAnsi="Times New Roman" w:cs="Times New Roman"/>
+          <w:sz w:val="28"/>
+        </w:rPr>
+      </w:pPr>
+    </w:p>
+    <w:p>
+      <w:pPr>
+        <w:rPr>
+          <w:rFonts w:ascii="Times New Roman" w:hAnsi="Times New Roman" w:cs="Times New Roman"/>
+          <w:sz w:val="28"/>
+        </w:rPr>
+      </w:pPr>
+    </w:p>
+    <w:p>
+      <w:pPr>
+        <w:rPr>
+          <w:rFonts w:ascii="Times New Roman" w:hAnsi="Times New Roman" w:cs="Times New Roman"/>
+          <w:sz w:val="28"/>
+        </w:rPr>
+      </w:pPr>
+    </w:p>
+    <w:p>
+      <w:pPr>
+        <w:rPr>
+          <w:rFonts w:ascii="Times New Roman" w:hAnsi="Times New Roman" w:cs="Times New Roman"/>
+          <w:sz w:val="28"/>
+        </w:rPr>
+      </w:pPr>
+    </w:p>
+    <w:p>
+      <w:pPr>
+        <w:rPr>
+          <w:rFonts w:ascii="Times New Roman" w:hAnsi="Times New Roman" w:cs="Times New Roman"/>
+          <w:sz w:val="28"/>
+        </w:rPr>
+      </w:pPr>
+    </w:p>
+    <w:p>
+      <w:pPr>
+        <w:rPr>
+          <w:rFonts w:ascii="Times New Roman" w:hAnsi="Times New Roman" w:cs="Times New Roman"/>
+          <w:sz w:val="28"/>
+        </w:rPr>
+      </w:pPr>
+    </w:p>
+    <w:p>
+      <w:pPr>
+        <w:rPr>
+          <w:rFonts w:ascii="Times New Roman" w:hAnsi="Times New Roman" w:cs="Times New Roman"/>
+          <w:sz w:val="28"/>
+        </w:rPr>
+      </w:pPr>
+      <w:r>
+        <w:rPr>
+          <w:rFonts w:ascii="Times New Roman" w:hAnsi="Times New Roman" w:cs="Times New Roman"/>
+          <w:sz w:val="28"/>
+        </w:rPr>
+        <w:lastRenderedPageBreak/>
+        <w:t>Заполнение таблицы учителей</w:t>
+      </w:r>
+    </w:p>
+    <w:p>
+      <w:pPr>
+        <w:rPr>
+          <w:rFonts w:ascii="Times New Roman" w:hAnsi="Times New Roman" w:cs="Times New Roman"/>
+          <w:sz w:val="28"/>
+        </w:rPr>
+      </w:pPr>
+      <w:r>
+        <w:rPr>
+          <w:noProof/>
+          <w:lang w:eastAsia="ru-RU"/>
+        </w:rPr>
+        <w:drawing>
+          <wp:inline distT="0" distB="0" distL="0" distR="0" wp14:anchorId="2D61A2F5" wp14:editId="6F1A1EB8">
+            <wp:extent cx="5940425" cy="6486525"/>
+            <wp:effectExtent l="0" t="0" r="3175" b="3175"/>
+            <wp:docPr id="15" name="Рисунок 15"/>
+            <wp:cNvGraphicFramePr>
+              <a:graphicFrameLocks xmlns:a="http://schemas.openxmlformats.org/drawingml/2006/main" noChangeAspect="1"/>
+            </wp:cNvGraphicFramePr>
+            <a:graphic xmlns:a="http://schemas.openxmlformats.org/drawingml/2006/main">
+              <a:graphicData uri="http://schemas.openxmlformats.org/drawingml/2006/picture">
+                <pic:pic xmlns:pic="http://schemas.openxmlformats.org/drawingml/2006/picture">
+                  <pic:nvPicPr>
+                    <pic:cNvPr id="1" name=""/>
+                    <pic:cNvPicPr/>
+                  </pic:nvPicPr>
+                  <pic:blipFill>
+                    <a:blip r:embed="rId16"/>
+                    <a:stretch>
+                      <a:fillRect/>
+                    </a:stretch>
+                  </pic:blipFill>
+                  <pic:spPr>
+                    <a:xfrm>
+                      <a:off x="0" y="0"/>
+                      <a:ext cx="5940425" cy="6486525"/>
+                    </a:xfrm>
+                    <a:prstGeom prst="rect">
+                      <a:avLst/>
+                    </a:prstGeom>
+                  </pic:spPr>
+                </pic:pic>
+              </a:graphicData>
+            </a:graphic>
+          </wp:inline>
+        </w:drawing>
+      </w:r>
+    </w:p>
+    <w:p>
+      <w:pPr>
+        <w:rPr>
+          <w:rFonts w:ascii="Times New Roman" w:hAnsi="Times New Roman" w:cs="Times New Roman"/>
+          <w:sz w:val="28"/>
+        </w:rPr>
+      </w:pPr>
+    </w:p>
+    <w:p>
+      <w:pPr>
+        <w:rPr>
+          <w:rFonts w:ascii="Times New Roman" w:hAnsi="Times New Roman" w:cs="Times New Roman"/>
+          <w:sz w:val="28"/>
+        </w:rPr>
+      </w:pPr>
+    </w:p>
+    <w:p>
+      <w:pPr>
+        <w:rPr>
+          <w:rFonts w:ascii="Times New Roman" w:hAnsi="Times New Roman" w:cs="Times New Roman"/>
+          <w:sz w:val="28"/>
+        </w:rPr>
+      </w:pPr>
+    </w:p>
+    <w:p>
+      <w:pPr>
+        <w:rPr>
+          <w:rFonts w:ascii="Times New Roman" w:hAnsi="Times New Roman" w:cs="Times New Roman"/>
+          <w:sz w:val="28"/>
+        </w:rPr>
+      </w:pPr>
+    </w:p>
+    <w:p>
+      <w:pPr>
+        <w:rPr>
+          <w:rFonts w:ascii="Times New Roman" w:hAnsi="Times New Roman" w:cs="Times New Roman"/>
+          <w:sz w:val="28"/>
+        </w:rPr>
+      </w:pPr>
+    </w:p>
+    <w:p>
+      <w:pPr>
+        <w:rPr>
+          <w:rFonts w:ascii="Times New Roman" w:hAnsi="Times New Roman" w:cs="Times New Roman"/>
+          <w:sz w:val="28"/>
+        </w:rPr>
+      </w:pPr>
+    </w:p>
+    <w:p>
+      <w:pPr>
+        <w:rPr>
+          <w:rFonts w:ascii="Times New Roman" w:hAnsi="Times New Roman" w:cs="Times New Roman"/>
+          <w:sz w:val="28"/>
+        </w:rPr>
+      </w:pPr>
+    </w:p>
+    <w:p>
+      <w:pPr>
+        <w:rPr>
+          <w:rFonts w:ascii="Times New Roman" w:hAnsi="Times New Roman" w:cs="Times New Roman"/>
+          <w:sz w:val="28"/>
+        </w:rPr>
+      </w:pPr>
+      <w:r>
+        <w:rPr>
+          <w:rFonts w:ascii="Times New Roman" w:hAnsi="Times New Roman" w:cs="Times New Roman"/>
+          <w:sz w:val="28"/>
+        </w:rPr>
+        <w:lastRenderedPageBreak/>
+        <w:t>Заполнение таблицы дисциплин</w:t>
+      </w:r>
+    </w:p>
+    <w:p>
+      <w:pPr>
+        <w:rPr>
+          <w:rFonts w:ascii="Times New Roman" w:hAnsi="Times New Roman" w:cs="Times New Roman"/>
+          <w:sz w:val="28"/>
+        </w:rPr>
+      </w:pPr>
+      <w:r>
+        <w:rPr>
+          <w:noProof/>
+          <w:lang w:eastAsia="ru-RU"/>
+        </w:rPr>
+        <w:drawing>
+          <wp:inline distT="0" distB="0" distL="0" distR="0" wp14:anchorId="2CA2CA65" wp14:editId="2E2060A5">
+            <wp:extent cx="5940425" cy="7799705"/>
+            <wp:effectExtent l="0" t="0" r="3175" b="0"/>
+            <wp:docPr id="16" name="Рисунок 16"/>
+            <wp:cNvGraphicFramePr>
+              <a:graphicFrameLocks xmlns:a="http://schemas.openxmlformats.org/drawingml/2006/main" noChangeAspect="1"/>
+            </wp:cNvGraphicFramePr>
+            <a:graphic xmlns:a="http://schemas.openxmlformats.org/drawingml/2006/main">
+              <a:graphicData uri="http://schemas.openxmlformats.org/drawingml/2006/picture">
+                <pic:pic xmlns:pic="http://schemas.openxmlformats.org/drawingml/2006/picture">
+                  <pic:nvPicPr>
+                    <pic:cNvPr id="1" name=""/>
+                    <pic:cNvPicPr/>
+                  </pic:nvPicPr>
+                  <pic:blipFill>
+                    <a:blip r:embed="rId17"/>
+                    <a:stretch>
+                      <a:fillRect/>
+                    </a:stretch>
+                  </pic:blipFill>
+                  <pic:spPr>
+                    <a:xfrm>
+                      <a:off x="0" y="0"/>
+                      <a:ext cx="5940425" cy="7799705"/>
+                    </a:xfrm>
+                    <a:prstGeom prst="rect">
+                      <a:avLst/>
+                    </a:prstGeom>
+                  </pic:spPr>
+                </pic:pic>
+              </a:graphicData>
+            </a:graphic>
+          </wp:inline>
+        </w:drawing>
+      </w:r>
+    </w:p>
+    <w:p>
+      <w:pPr>
+        <w:rPr>
+          <w:rFonts w:ascii="Times New Roman" w:hAnsi="Times New Roman" w:cs="Times New Roman"/>
+          <w:sz w:val="28"/>
+        </w:rPr>
+      </w:pPr>
+    </w:p>
+    <w:p>
+      <w:pPr>
+        <w:rPr>
+          <w:rFonts w:ascii="Times New Roman" w:hAnsi="Times New Roman" w:cs="Times New Roman"/>
+          <w:sz w:val="28"/>
+        </w:rPr>
+      </w:pPr>
+    </w:p>
+    <w:p>
+      <w:pPr>
+        <w:rPr>
+          <w:rFonts w:ascii="Times New Roman" w:hAnsi="Times New Roman" w:cs="Times New Roman"/>
+          <w:sz w:val="28"/>
+        </w:rPr>
+      </w:pPr>
+    </w:p>
+    <w:p>
+      <w:pPr>
+        <w:rPr>
+          <w:rFonts w:ascii="Times New Roman" w:hAnsi="Times New Roman" w:cs="Times New Roman"/>
+          <w:sz w:val="28"/>
+        </w:rPr>
+      </w:pPr>
+      <w:r>
+        <w:rPr>
+          <w:rFonts w:ascii="Times New Roman" w:hAnsi="Times New Roman" w:cs="Times New Roman"/>
+          <w:sz w:val="28"/>
+        </w:rPr>
+        <w:lastRenderedPageBreak/>
+        <w:t>Заполнение таблицы занятий</w:t>
+      </w:r>
+    </w:p>
+    <w:p>
+      <w:pPr>
+        <w:rPr>
+          <w:rFonts w:ascii="Times New Roman" w:hAnsi="Times New Roman" w:cs="Times New Roman"/>
+          <w:sz w:val="28"/>
+        </w:rPr>
+      </w:pPr>
+      <w:r>
+        <w:rPr>
+          <w:noProof/>
+          <w:lang w:eastAsia="ru-RU"/>
+        </w:rPr>
+        <w:drawing>
+          <wp:inline distT="0" distB="0" distL="0" distR="0" wp14:anchorId="06A11C71" wp14:editId="711D05FF">
+            <wp:extent cx="5940425" cy="6602730"/>
+            <wp:effectExtent l="0" t="0" r="3175" b="7620"/>
+            <wp:docPr id="18" name="Рисунок 18"/>
+            <wp:cNvGraphicFramePr>
+              <a:graphicFrameLocks xmlns:a="http://schemas.openxmlformats.org/drawingml/2006/main" noChangeAspect="1"/>
+            </wp:cNvGraphicFramePr>
+            <a:graphic xmlns:a="http://schemas.openxmlformats.org/drawingml/2006/main">
+              <a:graphicData uri="http://schemas.openxmlformats.org/drawingml/2006/picture">
+                <pic:pic xmlns:pic="http://schemas.openxmlformats.org/drawingml/2006/picture">
+                  <pic:nvPicPr>
+                    <pic:cNvPr id="1" name=""/>
+                    <pic:cNvPicPr/>
+                  </pic:nvPicPr>
+                  <pic:blipFill>
+                    <a:blip r:embed="rId18"/>
+                    <a:stretch>
+                      <a:fillRect/>
+                    </a:stretch>
+                  </pic:blipFill>
+                  <pic:spPr>
+                    <a:xfrm>
+                      <a:off x="0" y="0"/>
+                      <a:ext cx="5940425" cy="6602730"/>
+                    </a:xfrm>
+                    <a:prstGeom prst="rect">
+                      <a:avLst/>
+                    </a:prstGeom>
+                  </pic:spPr>
+                </pic:pic>
+              </a:graphicData>
+            </a:graphic>
+          </wp:inline>
+        </w:drawing>
+      </w:r>
+    </w:p>
+    <w:p>
+      <w:pPr>
+        <w:rPr>
+          <w:rFonts w:ascii="Times New Roman" w:hAnsi="Times New Roman" w:cs="Times New Roman"/>
+          <w:sz w:val="28"/>
+        </w:rPr>
+      </w:pPr>
+    </w:p>
+    <w:p>
+      <w:pPr>
+        <w:rPr>
+          <w:rFonts w:ascii="Times New Roman" w:hAnsi="Times New Roman" w:cs="Times New Roman"/>
+          <w:sz w:val="28"/>
+        </w:rPr>
+      </w:pPr>
+    </w:p>
+    <w:p>
+      <w:pPr>
+        <w:rPr>
+          <w:rFonts w:ascii="Times New Roman" w:hAnsi="Times New Roman" w:cs="Times New Roman"/>
+          <w:sz w:val="28"/>
+        </w:rPr>
+      </w:pPr>
+    </w:p>
+    <w:p>
+      <w:pPr>
+        <w:rPr>
+          <w:rFonts w:ascii="Times New Roman" w:hAnsi="Times New Roman" w:cs="Times New Roman"/>
+          <w:sz w:val="28"/>
+        </w:rPr>
+      </w:pPr>
+    </w:p>
+    <w:p>
+      <w:pPr>
+        <w:rPr>
+          <w:rFonts w:ascii="Times New Roman" w:hAnsi="Times New Roman" w:cs="Times New Roman"/>
+          <w:sz w:val="28"/>
+        </w:rPr>
+      </w:pPr>
+    </w:p>
+    <w:p>
+      <w:pPr>
+        <w:rPr>
+          <w:rFonts w:ascii="Times New Roman" w:hAnsi="Times New Roman" w:cs="Times New Roman"/>
+          <w:sz w:val="28"/>
+        </w:rPr>
+      </w:pPr>
+    </w:p>
+    <w:p>
+      <w:pPr>
+        <w:rPr>
+          <w:rFonts w:ascii="Times New Roman" w:hAnsi="Times New Roman" w:cs="Times New Roman"/>
+          <w:sz w:val="28"/>
+        </w:rPr>
+      </w:pPr>
+    </w:p>
+    <w:p>
+      <w:pPr>
+        <w:rPr>
+          <w:rFonts w:ascii="Times New Roman" w:hAnsi="Times New Roman" w:cs="Times New Roman"/>
+          <w:sz w:val="28"/>
+        </w:rPr>
+      </w:pPr>
+      <w:r>
+        <w:rPr>
+          <w:rFonts w:ascii="Times New Roman" w:hAnsi="Times New Roman" w:cs="Times New Roman"/>
+          <w:sz w:val="28"/>
+        </w:rPr>
+        <w:lastRenderedPageBreak/>
+        <w:t>Проверка ссылочной целостности</w:t>
+      </w:r>
+    </w:p>
+    <w:p>
+      <w:pPr>
+        <w:rPr>
+          <w:rFonts w:ascii="Times New Roman" w:hAnsi="Times New Roman" w:cs="Times New Roman"/>
+          <w:sz w:val="28"/>
+        </w:rPr>
+      </w:pPr>
+      <w:r>
+        <w:rPr>
+          <w:rFonts w:ascii="Times New Roman" w:hAnsi="Times New Roman" w:cs="Times New Roman"/>
+          <w:sz w:val="28"/>
+        </w:rPr>
+        <w:drawing>
+          <wp:inline distT="0" distB="0" distL="0" distR="0" wp14:anchorId="2301B23B" wp14:editId="5E493F3F">
+            <wp:extent cx="5940425" cy="5723890"/>
+            <wp:effectExtent l="0" t="0" r="3175" b="0"/>
+            <wp:docPr id="19" name="Рисунок 19"/>
+            <wp:cNvGraphicFramePr>
+              <a:graphicFrameLocks xmlns:a="http://schemas.openxmlformats.org/drawingml/2006/main" noChangeAspect="1"/>
+            </wp:cNvGraphicFramePr>
+            <a:graphic xmlns:a="http://schemas.openxmlformats.org/drawingml/2006/main">
+              <a:graphicData uri="http://schemas.openxmlformats.org/drawingml/2006/picture">
+                <pic:pic xmlns:pic="http://schemas.openxmlformats.org/drawingml/2006/picture">
+                  <pic:nvPicPr>
+                    <pic:cNvPr id="1" name=""/>
+                    <pic:cNvPicPr/>
+                  </pic:nvPicPr>
+                  <pic:blipFill>
+                    <a:blip r:embed="rId19"/>
+                    <a:stretch>
+                      <a:fillRect/>
+                    </a:stretch>
+                  </pic:blipFill>
+                  <pic:spPr>
+                    <a:xfrm>
+                      <a:off x="0" y="0"/>
+                      <a:ext cx="5940425" cy="5723890"/>
+                    </a:xfrm>
+                    <a:prstGeom prst="rect">
+                      <a:avLst/>
+                    </a:prstGeom>
+                  </pic:spPr>
+                </pic:pic>
+              </a:graphicData>
+            </a:graphic>
+          </wp:inline>
+        </w:drawing>
+      </w:r>
+    </w:p>
+    <w:p>
+      <w:pPr>
+        <w:rPr>
+          <w:rFonts w:ascii="Times New Roman" w:hAnsi="Times New Roman" w:cs="Times New Roman"/>
+          <w:sz w:val="28"/>
+        </w:rPr>
+      </w:pPr>
+    </w:p>
+    <w:p>
+      <w:pPr>
+        <w:rPr>
+          <w:rFonts w:ascii="Times New Roman" w:hAnsi="Times New Roman" w:cs="Times New Roman"/>
+          <w:sz w:val="28"/>
+        </w:rPr>
+      </w:pPr>
+    </w:p>
+    <w:p>
+      <w:pPr>
+        <w:rPr>
+          <w:rFonts w:ascii="Times New Roman" w:hAnsi="Times New Roman" w:cs="Times New Roman"/>
+          <w:sz w:val="28"/>
+        </w:rPr>
+      </w:pPr>
+    </w:p>
+    <w:p>
+      <w:pPr>
+        <w:rPr>
+          <w:rFonts w:ascii="Times New Roman" w:hAnsi="Times New Roman" w:cs="Times New Roman"/>
+          <w:sz w:val="28"/>
+        </w:rPr>
+      </w:pPr>
+    </w:p>
+    <w:p>
+      <w:pPr>
+        <w:rPr>
+          <w:rFonts w:ascii="Times New Roman" w:hAnsi="Times New Roman" w:cs="Times New Roman"/>
+          <w:sz w:val="28"/>
+        </w:rPr>
+      </w:pPr>
+    </w:p>
+    <w:p>
+      <w:pPr>
+        <w:rPr>
+          <w:rFonts w:ascii="Times New Roman" w:hAnsi="Times New Roman" w:cs="Times New Roman"/>
+          <w:sz w:val="28"/>
+        </w:rPr>
+      </w:pPr>
+    </w:p>
+    <w:p>
+      <w:pPr>
+        <w:rPr>
+          <w:rFonts w:ascii="Times New Roman" w:hAnsi="Times New Roman" w:cs="Times New Roman"/>
+          <w:sz w:val="28"/>
+        </w:rPr>
+      </w:pPr>
+    </w:p>
+    <w:p>
+      <w:pPr>
+        <w:rPr>
+          <w:rFonts w:ascii="Times New Roman" w:hAnsi="Times New Roman" w:cs="Times New Roman"/>
+          <w:sz w:val="28"/>
+        </w:rPr>
+      </w:pPr>
+    </w:p>
+    <w:p>
+      <w:pPr>
+        <w:rPr>
+          <w:rFonts w:ascii="Times New Roman" w:hAnsi="Times New Roman" w:cs="Times New Roman"/>
+          <w:sz w:val="28"/>
+        </w:rPr>
+      </w:pPr>
+    </w:p>
+    <w:p>
+      <w:pPr>
+        <w:rPr>
+          <w:rFonts w:ascii="Times New Roman" w:hAnsi="Times New Roman" w:cs="Times New Roman"/>
+          <w:sz w:val="28"/>
+          <w:lang w:val="en-US"/>
+        </w:rPr>
+      </w:pPr>
+      <w:r>
+        <w:rPr>
+          <w:rFonts w:ascii="Times New Roman" w:hAnsi="Times New Roman" w:cs="Times New Roman"/>
+          <w:sz w:val="28"/>
+        </w:rPr>
+        <w:lastRenderedPageBreak/>
+        <w:t>Каскадное обновление</w:t>
+      </w:r>
+    </w:p>
+    <w:p>
+      <w:pPr>
+        <w:rPr>
+          <w:rFonts w:ascii="Times New Roman" w:hAnsi="Times New Roman" w:cs="Times New Roman"/>
+          <w:sz w:val="28"/>
+        </w:rPr>
+      </w:pPr>
+    </w:p>
+    <w:p>
+      <w:pPr>
+        <w:rPr>
+          <w:rFonts w:ascii="Times New Roman" w:hAnsi="Times New Roman" w:cs="Times New Roman"/>
+          <w:sz w:val="28"/>
+        </w:rPr>
+      </w:pPr>
+      <w:r>
+        <w:rPr>
+          <w:rFonts w:ascii="Times New Roman" w:hAnsi="Times New Roman" w:cs="Times New Roman"/>
+          <w:sz w:val="28"/>
+        </w:rPr>
+        <w:drawing>
+          <wp:inline distT="0" distB="0" distL="0" distR="0" wp14:anchorId="35C1A424" wp14:editId="2AB93FFB">
+            <wp:extent cx="5940425" cy="7496175"/>
+            <wp:effectExtent l="0" t="0" r="3175" b="9525"/>
+            <wp:docPr id="20" name="Рисунок 20"/>
+            <wp:cNvGraphicFramePr>
+              <a:graphicFrameLocks xmlns:a="http://schemas.openxmlformats.org/drawingml/2006/main" noChangeAspect="1"/>
+            </wp:cNvGraphicFramePr>
+            <a:graphic xmlns:a="http://schemas.openxmlformats.org/drawingml/2006/main">
+              <a:graphicData uri="http://schemas.openxmlformats.org/drawingml/2006/picture">
+                <pic:pic xmlns:pic="http://schemas.openxmlformats.org/drawingml/2006/picture">
+                  <pic:nvPicPr>
+                    <pic:cNvPr id="1" name=""/>
+                    <pic:cNvPicPr/>
+                  </pic:nvPicPr>
+                  <pic:blipFill>
+                    <a:blip r:embed="rId20"/>
+                    <a:stretch>
+                      <a:fillRect/>
+                    </a:stretch>
+                  </pic:blipFill>
+                  <pic:spPr>
+                    <a:xfrm>
+                      <a:off x="0" y="0"/>
+                      <a:ext cx="5940425" cy="7496175"/>
+                    </a:xfrm>
+                    <a:prstGeom prst="rect">
+                      <a:avLst/>
+                    </a:prstGeom>
+                  </pic:spPr>
+                </pic:pic>
+              </a:graphicData>
+            </a:graphic>
+          </wp:inline>
+        </w:drawing>
+      </w:r>
+    </w:p>
+    <w:p>
+      <w:pPr>
+        <w:rPr>
+          <w:rFonts w:ascii="Times New Roman" w:hAnsi="Times New Roman" w:cs="Times New Roman"/>
+          <w:sz w:val="28"/>
+        </w:rPr>
+      </w:pPr>
+      <w:r>
+        <w:rPr>
+          <w:rFonts w:ascii="Times New Roman" w:hAnsi="Times New Roman" w:cs="Times New Roman"/>
+          <w:sz w:val="28"/>
+        </w:rPr>
+        <w:lastRenderedPageBreak/>
+        <w:drawing>
+          <wp:inline distT="0" distB="0" distL="0" distR="0" wp14:anchorId="71ABEE74" wp14:editId="26A5F3A7">
+            <wp:extent cx="5940425" cy="4997450"/>
+            <wp:effectExtent l="0" t="0" r="3175" b="0"/>
+            <wp:docPr id="21" name="Рисунок 21"/>
+            <wp:cNvGraphicFramePr>
+              <a:graphicFrameLocks xmlns:a="http://schemas.openxmlformats.org/drawingml/2006/main" noChangeAspect="1"/>
+            </wp:cNvGraphicFramePr>
+            <a:graphic xmlns:a="http://schemas.openxmlformats.org/drawingml/2006/main">
+              <a:graphicData uri="http://schemas.openxmlformats.org/drawingml/2006/picture">
+                <pic:pic xmlns:pic="http://schemas.openxmlformats.org/drawingml/2006/picture">
+                  <pic:nvPicPr>
+                    <pic:cNvPr id="1" name=""/>
+                    <pic:cNvPicPr/>
+                  </pic:nvPicPr>
+                  <pic:blipFill>
+                    <a:blip r:embed="rId21"/>
+                    <a:stretch>
+                      <a:fillRect/>
+                    </a:stretch>
+                  </pic:blipFill>
+                  <pic:spPr>
+                    <a:xfrm>
+                      <a:off x="0" y="0"/>
+                      <a:ext cx="5940425" cy="4997450"/>
+                    </a:xfrm>
+                    <a:prstGeom prst="rect">
+                      <a:avLst/>
+                    </a:prstGeom>
+                  </pic:spPr>
+                </pic:pic>
+              </a:graphicData>
+            </a:graphic>
+          </wp:inline>
+        </w:drawing>
+      </w:r>
+    </w:p>
+    <w:p>
+      <w:pPr>
+        <w:rPr>
+          <w:rFonts w:ascii="Times New Roman" w:hAnsi="Times New Roman" w:cs="Times New Roman"/>
+          <w:sz w:val="28"/>
+        </w:rPr>
+      </w:pPr>
+      <w:r>
+        <w:rPr>
+          <w:rFonts w:ascii="Times New Roman" w:hAnsi="Times New Roman" w:cs="Times New Roman"/>
+          <w:sz w:val="28"/>
+        </w:rPr>
+        <w:lastRenderedPageBreak/>
+        <w:drawing>
+          <wp:inline distT="0" distB="0" distL="0" distR="0" wp14:anchorId="346BD04B" wp14:editId="25CE1B9B">
+            <wp:extent cx="5940425" cy="8346440"/>
+            <wp:effectExtent l="0" t="0" r="3175" b="0"/>
+            <wp:docPr id="22" name="Рисунок 22"/>
+            <wp:cNvGraphicFramePr>
+              <a:graphicFrameLocks xmlns:a="http://schemas.openxmlformats.org/drawingml/2006/main" noChangeAspect="1"/>
+            </wp:cNvGraphicFramePr>
+            <a:graphic xmlns:a="http://schemas.openxmlformats.org/drawingml/2006/main">
+              <a:graphicData uri="http://schemas.openxmlformats.org/drawingml/2006/picture">
+                <pic:pic xmlns:pic="http://schemas.openxmlformats.org/drawingml/2006/picture">
+                  <pic:nvPicPr>
+                    <pic:cNvPr id="1" name=""/>
+                    <pic:cNvPicPr/>
+                  </pic:nvPicPr>
+                  <pic:blipFill>
+                    <a:blip r:embed="rId22"/>
+                    <a:stretch>
+                      <a:fillRect/>
+                    </a:stretch>
+                  </pic:blipFill>
+                  <pic:spPr>
+                    <a:xfrm>
+                      <a:off x="0" y="0"/>
+                      <a:ext cx="5940425" cy="8346440"/>
+                    </a:xfrm>
+                    <a:prstGeom prst="rect">
+                      <a:avLst/>
+                    </a:prstGeom>
+                  </pic:spPr>
+                </pic:pic>
+              </a:graphicData>
+            </a:graphic>
+          </wp:inline>
+        </w:drawing>
+      </w:r>
+    </w:p>
+    <w:p>
+      <w:pPr>
+        <w:rPr>
+          <w:rFonts w:ascii="Times New Roman" w:hAnsi="Times New Roman" w:cs="Times New Roman"/>
+          <w:sz w:val="28"/>
+        </w:rPr>
+      </w:pPr>
+    </w:p>
+    <w:p>
+      <w:pPr>
+        <w:rPr>
+          <w:rFonts w:ascii="Times New Roman" w:hAnsi="Times New Roman" w:cs="Times New Roman"/>
+          <w:sz w:val="28"/>
+        </w:rPr>
+      </w:pPr>
+    </w:p>
+    <w:p>
+      <w:pPr>
+        <w:rPr>
+          <w:rFonts w:ascii="Times New Roman" w:hAnsi="Times New Roman" w:cs="Times New Roman"/>
+          <w:sz w:val="28"/>
+          <w:lang w:val="en-US"/>
+        </w:rPr>
+      </w:pPr>
+      <w:r>
+        <w:rPr>
+          <w:rFonts w:ascii="Times New Roman" w:hAnsi="Times New Roman" w:cs="Times New Roman"/>
+          <w:sz w:val="28"/>
+        </w:rPr>
+        <w:lastRenderedPageBreak/>
+        <w:t>Каскадное удаление</w:t>
+      </w:r>
+    </w:p>
+    <w:p>
+      <w:pPr>
+        <w:rPr>
+          <w:rFonts w:ascii="Times New Roman" w:hAnsi="Times New Roman" w:cs="Times New Roman"/>
+          <w:sz w:val="28"/>
+        </w:rPr>
+      </w:pPr>
+      <w:r>
+        <w:rPr>
+          <w:rFonts w:ascii="Times New Roman" w:hAnsi="Times New Roman" w:cs="Times New Roman"/>
+          <w:sz w:val="28"/>
+        </w:rPr>
+        <w:drawing>
+          <wp:inline distT="0" distB="0" distL="0" distR="0" wp14:anchorId="5F6DD0FB" wp14:editId="3DAB35A6">
+            <wp:extent cx="5940425" cy="6102985"/>
+            <wp:effectExtent l="0" t="0" r="3175" b="0"/>
+            <wp:docPr id="23" name="Рисунок 23"/>
+            <wp:cNvGraphicFramePr>
+              <a:graphicFrameLocks xmlns:a="http://schemas.openxmlformats.org/drawingml/2006/main" noChangeAspect="1"/>
+            </wp:cNvGraphicFramePr>
+            <a:graphic xmlns:a="http://schemas.openxmlformats.org/drawingml/2006/main">
+              <a:graphicData uri="http://schemas.openxmlformats.org/drawingml/2006/picture">
+                <pic:pic xmlns:pic="http://schemas.openxmlformats.org/drawingml/2006/picture">
+                  <pic:nvPicPr>
+                    <pic:cNvPr id="1" name=""/>
+                    <pic:cNvPicPr/>
+                  </pic:nvPicPr>
+                  <pic:blipFill>
+                    <a:blip r:embed="rId23"/>
+                    <a:stretch>
+                      <a:fillRect/>
+                    </a:stretch>
+                  </pic:blipFill>
+                  <pic:spPr>
+                    <a:xfrm>
+                      <a:off x="0" y="0"/>
+                      <a:ext cx="5940425" cy="6102985"/>
+                    </a:xfrm>
+                    <a:prstGeom prst="rect">
+                      <a:avLst/>
+                    </a:prstGeom>
+                  </pic:spPr>
+                </pic:pic>
+              </a:graphicData>
+            </a:graphic>
+          </wp:inline>
+        </w:drawing>
+      </w:r>
+    </w:p>
+    <w:p>
+      <w:pPr>
+        <w:rPr>
+          <w:rFonts w:ascii="Times New Roman" w:hAnsi="Times New Roman" w:cs="Times New Roman"/>
+          <w:sz w:val="28"/>
+        </w:rPr>
+      </w:pPr>
+      <w:r>
+        <w:rPr>
+          <w:rFonts w:ascii="Times New Roman" w:hAnsi="Times New Roman" w:cs="Times New Roman"/>
+          <w:sz w:val="28"/>
+        </w:rPr>
+        <w:lastRenderedPageBreak/>
+        <w:drawing>
+          <wp:inline distT="0" distB="0" distL="0" distR="0" wp14:anchorId="68260BF3" wp14:editId="29569385">
+            <wp:extent cx="5940425" cy="6285230"/>
+            <wp:effectExtent l="0" t="0" r="3175" b="1270"/>
+            <wp:docPr id="24" name="Рисунок 24"/>
+            <wp:cNvGraphicFramePr>
+              <a:graphicFrameLocks xmlns:a="http://schemas.openxmlformats.org/drawingml/2006/main" noChangeAspect="1"/>
+            </wp:cNvGraphicFramePr>
+            <a:graphic xmlns:a="http://schemas.openxmlformats.org/drawingml/2006/main">
+              <a:graphicData uri="http://schemas.openxmlformats.org/drawingml/2006/picture">
+                <pic:pic xmlns:pic="http://schemas.openxmlformats.org/drawingml/2006/picture">
+                  <pic:nvPicPr>
+                    <pic:cNvPr id="1" name=""/>
+                    <pic:cNvPicPr/>
+                  </pic:nvPicPr>
+                  <pic:blipFill>
+                    <a:blip r:embed="rId24"/>
+                    <a:stretch>
+                      <a:fillRect/>
+                    </a:stretch>
+                  </pic:blipFill>
+                  <pic:spPr>
+                    <a:xfrm>
+                      <a:off x="0" y="0"/>
+                      <a:ext cx="5940425" cy="6285230"/>
+                    </a:xfrm>
+                    <a:prstGeom prst="rect">
+                      <a:avLst/>
+                    </a:prstGeom>
+                  </pic:spPr>
+                </pic:pic>
+              </a:graphicData>
+            </a:graphic>
+          </wp:inline>
+        </w:drawing>
+      </w:r>
+    </w:p>
+    <w:p>
+      <w:pPr>
+        <w:rPr>
+          <w:rFonts w:ascii="Times New Roman" w:hAnsi="Times New Roman" w:cs="Times New Roman"/>
+          <w:sz w:val="28"/>
+        </w:rPr>
+      </w:pPr>
+      <w:r>
+        <w:rPr>
+          <w:rFonts w:ascii="Times New Roman" w:hAnsi="Times New Roman" w:cs="Times New Roman"/>
+          <w:sz w:val="28"/>
+        </w:rPr>
+        <w:lastRenderedPageBreak/>
+        <w:drawing>
+          <wp:inline distT="0" distB="0" distL="0" distR="0" wp14:anchorId="4193BF61" wp14:editId="6CAB8492">
+            <wp:extent cx="5940425" cy="6512560"/>
+            <wp:effectExtent l="0" t="0" r="3175" b="2540"/>
+            <wp:docPr id="25" name="Рисунок 25"/>
+            <wp:cNvGraphicFramePr>
+              <a:graphicFrameLocks xmlns:a="http://schemas.openxmlformats.org/drawingml/2006/main" noChangeAspect="1"/>
+            </wp:cNvGraphicFramePr>
+            <a:graphic xmlns:a="http://schemas.openxmlformats.org/drawingml/2006/main">
+              <a:graphicData uri="http://schemas.openxmlformats.org/drawingml/2006/picture">
+                <pic:pic xmlns:pic="http://schemas.openxmlformats.org/drawingml/2006/picture">
+                  <pic:nvPicPr>
+                    <pic:cNvPr id="1" name=""/>
+                    <pic:cNvPicPr/>
+                  </pic:nvPicPr>
+                  <pic:blipFill>
+                    <a:blip r:embed="rId25"/>
+                    <a:stretch>
+                      <a:fillRect/>
+                    </a:stretch>
+                  </pic:blipFill>
+                  <pic:spPr>
+                    <a:xfrm>
+                      <a:off x="0" y="0"/>
+                      <a:ext cx="5940425" cy="6512560"/>
+                    </a:xfrm>
+                    <a:prstGeom prst="rect">
+                      <a:avLst/>
+                    </a:prstGeom>
+                  </pic:spPr>
+                </pic:pic>
+              </a:graphicData>
+            </a:graphic>
+          </wp:inline>
+        </w:drawing>
+      </w:r>
+    </w:p>
+    <w:p>
+      <w:pPr>
+        <w:rPr>
+          <w:rFonts w:ascii="Times New Roman" w:hAnsi="Times New Roman" w:cs="Times New Roman"/>
+          <w:sz w:val="28"/>
+        </w:rPr>
+      </w:pPr>
+    </w:p>
+    <w:p>
+      <w:pPr>
+        <w:rPr>
+          <w:rFonts w:ascii="Times New Roman" w:hAnsi="Times New Roman" w:cs="Times New Roman"/>
+          <w:sz w:val="28"/>
+        </w:rPr>
+      </w:pPr>
+    </w:p>
+    <w:p>
+      <w:pPr>
+        <w:rPr>
+          <w:rFonts w:ascii="Times New Roman" w:hAnsi="Times New Roman" w:cs="Times New Roman"/>
+          <w:sz w:val="28"/>
+        </w:rPr>
+      </w:pPr>
+    </w:p>
+    <w:p>
+      <w:pPr>
+        <w:rPr>
+          <w:rFonts w:ascii="Times New Roman" w:hAnsi="Times New Roman" w:cs="Times New Roman"/>
+          <w:sz w:val="28"/>
+        </w:rPr>
+      </w:pPr>
+    </w:p>
+    <w:p>
+      <w:pPr>
+        <w:rPr>
+          <w:rFonts w:ascii="Times New Roman" w:hAnsi="Times New Roman" w:cs="Times New Roman"/>
+          <w:sz w:val="28"/>
+        </w:rPr>
+      </w:pPr>
+    </w:p>
+    <w:p>
+      <w:pPr>
+        <w:rPr>
+          <w:rFonts w:ascii="Times New Roman" w:hAnsi="Times New Roman" w:cs="Times New Roman"/>
+          <w:sz w:val="28"/>
+        </w:rPr>
+      </w:pPr>
+    </w:p>
+    <w:p>
+      <w:pPr>
+        <w:rPr>
+          <w:rFonts w:ascii="Times New Roman" w:hAnsi="Times New Roman" w:cs="Times New Roman"/>
+          <w:sz w:val="28"/>
+        </w:rPr>
+      </w:pPr>
+    </w:p>
+    <w:p>
+      <w:pPr>
+        <w:rPr>
+          <w:rFonts w:ascii="Times New Roman" w:hAnsi="Times New Roman" w:cs="Times New Roman"/>
+          <w:sz w:val="28"/>
+        </w:rPr>
+      </w:pPr>
+    </w:p>
+    <w:p>
+      <w:pPr>
+        <w:rPr>
+          <w:rFonts w:ascii="Times New Roman" w:hAnsi="Times New Roman" w:cs="Times New Roman"/>
+          <w:sz w:val="28"/>
+        </w:rPr>
+      </w:pPr>
+      <w:r>
+        <w:rPr>
+          <w:rFonts w:ascii="Times New Roman" w:hAnsi="Times New Roman" w:cs="Times New Roman"/>
+          <w:sz w:val="28"/>
+        </w:rPr>
+        <w:lastRenderedPageBreak/>
+        <w:t>Заполнение таблиц различными схемами</w:t>
+      </w:r>
+    </w:p>
+    <w:p>
+      <w:pPr>
+        <w:rPr>
+          <w:rFonts w:ascii="Times New Roman" w:hAnsi="Times New Roman" w:cs="Times New Roman"/>
+          <w:sz w:val="28"/>
+          <w:lang w:val="en-US"/>
+        </w:rPr>
+      </w:pPr>
+      <w:r>
+        <w:rPr>
+          <w:rFonts w:ascii="Times New Roman" w:hAnsi="Times New Roman" w:cs="Times New Roman"/>
+          <w:sz w:val="28"/>
+        </w:rPr>
+        <w:lastRenderedPageBreak/>
+        <w:drawing>
+          <wp:inline distT="0" distB="0" distL="0" distR="0" wp14:anchorId="72430DEE" wp14:editId="24E4B587">
+            <wp:extent cx="5940425" cy="5387340"/>
+            <wp:effectExtent l="0" t="0" r="3175" b="3810"/>
+            <wp:docPr id="27" name="Рисунок 27"/>
+            <wp:cNvGraphicFramePr>
+              <a:graphicFrameLocks xmlns:a="http://schemas.openxmlformats.org/drawingml/2006/main" noChangeAspect="1"/>
+            </wp:cNvGraphicFramePr>
+            <a:graphic xmlns:a="http://schemas.openxmlformats.org/drawingml/2006/main">
+              <a:graphicData uri="http://schemas.openxmlformats.org/drawingml/2006/picture">
+                <pic:pic xmlns:pic="http://schemas.openxmlformats.org/drawingml/2006/picture">
+                  <pic:nvPicPr>
+                    <pic:cNvPr id="1" name=""/>
+                    <pic:cNvPicPr/>
+                  </pic:nvPicPr>
+                  <pic:blipFill>
+                    <a:blip r:embed="rId26"/>
+                    <a:stretch>
+                      <a:fillRect/>
+                    </a:stretch>
+                  </pic:blipFill>
+                  <pic:spPr>
+                    <a:xfrm>
+                      <a:off x="0" y="0"/>
+                      <a:ext cx="5940425" cy="5387340"/>
+                    </a:xfrm>
+                    <a:prstGeom prst="rect">
+                      <a:avLst/>
+                    </a:prstGeom>
+                  </pic:spPr>
+                </pic:pic>
+              </a:graphicData>
+            </a:graphic>
+          </wp:inline>
+        </w:drawing>
+      </w:r>
+      <w:r>
+        <w:rPr>
+          <w:rFonts w:ascii="Times New Roman" w:hAnsi="Times New Roman" w:cs="Times New Roman"/>
+          <w:sz w:val="28"/>
+        </w:rPr>
+        <w:lastRenderedPageBreak/>
+        <w:drawing>
+          <wp:inline distT="0" distB="0" distL="0" distR="0" wp14:anchorId="60A3EB72" wp14:editId="767F0E26">
+            <wp:extent cx="5940425" cy="7304405"/>
+            <wp:effectExtent l="0" t="0" r="3175" b="0"/>
+            <wp:docPr id="28" name="Рисунок 28"/>
+            <wp:cNvGraphicFramePr>
+              <a:graphicFrameLocks xmlns:a="http://schemas.openxmlformats.org/drawingml/2006/main" noChangeAspect="1"/>
+            </wp:cNvGraphicFramePr>
+            <a:graphic xmlns:a="http://schemas.openxmlformats.org/drawingml/2006/main">
+              <a:graphicData uri="http://schemas.openxmlformats.org/drawingml/2006/picture">
+                <pic:pic xmlns:pic="http://schemas.openxmlformats.org/drawingml/2006/picture">
+                  <pic:nvPicPr>
+                    <pic:cNvPr id="1" name=""/>
+                    <pic:cNvPicPr/>
+                  </pic:nvPicPr>
+                  <pic:blipFill>
+                    <a:blip r:embed="rId27"/>
+                    <a:stretch>
+                      <a:fillRect/>
+                    </a:stretch>
+                  </pic:blipFill>
+                  <pic:spPr>
+                    <a:xfrm>
+                      <a:off x="0" y="0"/>
+                      <a:ext cx="5940425" cy="7304405"/>
+                    </a:xfrm>
+                    <a:prstGeom prst="rect">
+                      <a:avLst/>
+                    </a:prstGeom>
+                  </pic:spPr>
+                </pic:pic>
+              </a:graphicData>
+            </a:graphic>
+          </wp:inline>
+        </w:drawing>
+      </w:r>
       <w:bookmarkStart w:id="0" w:name="_GoBack"/>
       <w:bookmarkEnd w:id="0"/>
     </w:p>
@@ -489,6 +1807,56 @@
     </w:sectPr>
   </w:body>
 </w:document>
+</file>
+
+<file path=word/endnotes.xml><?xml version="1.0" encoding="utf-8"?>
+<w:endnotes xmlns:wpc="http://schemas.microsoft.com/office/word/2010/wordprocessingCanvas" xmlns:cx="http://schemas.microsoft.com/office/drawing/2014/chartex" xmlns:mc="http://schemas.openxmlformats.org/markup-compatibility/2006" xmlns:o="urn:schemas-microsoft-com:office:office" xmlns:r="http://schemas.openxmlformats.org/officeDocument/2006/relationships" xmlns:m="http://schemas.openxmlformats.org/officeDocument/2006/math" xmlns:v="urn:schemas-microsoft-com:vml" xmlns:wp14="http://schemas.microsoft.com/office/word/2010/wordprocessingDrawing" xmlns:wp="http://schemas.openxmlformats.org/drawingml/2006/wordprocessingDrawing" xmlns:w10="urn:schemas-microsoft-com:office:word" xmlns:w="http://schemas.openxmlformats.org/wordprocessingml/2006/main" xmlns:w14="http://schemas.microsoft.com/office/word/2010/wordml" xmlns:w15="http://schemas.microsoft.com/office/word/2012/wordml" xmlns:w16se="http://schemas.microsoft.com/office/word/2015/wordml/symex" xmlns:wpg="http://schemas.microsoft.com/office/word/2010/wordprocessingGroup" xmlns:wpi="http://schemas.microsoft.com/office/word/2010/wordprocessingInk" xmlns:wne="http://schemas.microsoft.com/office/word/2006/wordml" xmlns:wps="http://schemas.microsoft.com/office/word/2010/wordprocessingShape" mc:Ignorable="w14 w15 w16se wp14">
+  <w:endnote w:type="separator" w:id="-1">
+    <w:p>
+      <w:pPr>
+        <w:spacing w:after="0" w:line="240" w:lineRule="auto"/>
+      </w:pPr>
+      <w:r>
+        <w:separator/>
+      </w:r>
+    </w:p>
+  </w:endnote>
+  <w:endnote w:type="continuationSeparator" w:id="0">
+    <w:p>
+      <w:pPr>
+        <w:spacing w:after="0" w:line="240" w:lineRule="auto"/>
+      </w:pPr>
+      <w:r>
+        <w:continuationSeparator/>
+      </w:r>
+    </w:p>
+  </w:endnote>
+</w:endnotes>
+</file>
+
+<file path=word/footnotes.xml><?xml version="1.0" encoding="utf-8"?>
+<w:footnotes xmlns:wpc="http://schemas.microsoft.com/office/word/2010/wordprocessingCanvas" xmlns:cx="http://schemas.microsoft.com/office/drawing/2014/chartex" xmlns:mc="http://schemas.openxmlformats.org/markup-compatibility/2006" xmlns:o="urn:schemas-microsoft-com:office:office" xmlns:r="http://schemas.openxmlformats.org/officeDocument/2006/relationships" xmlns:m="http://schemas.openxmlformats.org/officeDocument/2006/math" xmlns:v="urn:schemas-microsoft-com:vml" xmlns:wp14="http://schemas.microsoft.com/office/word/2010/wordprocessingDrawing" xmlns:wp="http://schemas.openxmlformats.org/drawingml/2006/wordprocessingDrawing" xmlns:w10="urn:schemas-microsoft-com:office:word" xmlns:w="http://schemas.openxmlformats.org/wordprocessingml/2006/main" xmlns:w14="http://schemas.microsoft.com/office/word/2010/wordml" xmlns:w15="http://schemas.microsoft.com/office/word/2012/wordml" xmlns:w16se="http://schemas.microsoft.com/office/word/2015/wordml/symex" xmlns:wpg="http://schemas.microsoft.com/office/word/2010/wordprocessingGroup" xmlns:wpi="http://schemas.microsoft.com/office/word/2010/wordprocessingInk" xmlns:wne="http://schemas.microsoft.com/office/word/2006/wordml" xmlns:wps="http://schemas.microsoft.com/office/word/2010/wordprocessingShape" mc:Ignorable="w14 w15 w16se wp14">
+  <w:footnote w:type="separator" w:id="-1">
+    <w:p>
+      <w:pPr>
+        <w:spacing w:after="0" w:line="240" w:lineRule="auto"/>
+      </w:pPr>
+      <w:r>
+        <w:separator/>
+      </w:r>
+    </w:p>
+  </w:footnote>
+  <w:footnote w:type="continuationSeparator" w:id="0">
+    <w:p>
+      <w:pPr>
+        <w:spacing w:after="0" w:line="240" w:lineRule="auto"/>
+      </w:pPr>
+      <w:r>
+        <w:continuationSeparator/>
+      </w:r>
+    </w:p>
+  </w:footnote>
+</w:footnotes>
 </file>
 
 <file path=word/styles.xml><?xml version="1.0" encoding="utf-8"?>
@@ -912,6 +2280,61 @@
     <w:semiHidden/>
     <w:unhideWhenUsed/>
   </w:style>
+  <w:style w:type="paragraph" w:styleId="a3">
+    <w:name w:val="header"/>
+    <w:basedOn w:val="a"/>
+    <w:link w:val="a4"/>
+    <w:uiPriority w:val="99"/>
+    <w:unhideWhenUsed/>
+    <w:rsid w:val="007B0B88"/>
+    <w:pPr>
+      <w:tabs>
+        <w:tab w:val="center" w:pos="4677"/>
+        <w:tab w:val="right" w:pos="9355"/>
+      </w:tabs>
+      <w:spacing w:after="0" w:line="240" w:lineRule="auto"/>
+    </w:pPr>
+  </w:style>
+  <w:style w:type="character" w:customStyle="1" w:styleId="a4">
+    <w:name w:val="Верхний колонтитул Знак"/>
+    <w:basedOn w:val="a0"/>
+    <w:link w:val="a3"/>
+    <w:uiPriority w:val="99"/>
+    <w:rsid w:val="007B0B88"/>
+  </w:style>
+  <w:style w:type="paragraph" w:styleId="a5">
+    <w:name w:val="footer"/>
+    <w:basedOn w:val="a"/>
+    <w:link w:val="a6"/>
+    <w:uiPriority w:val="99"/>
+    <w:unhideWhenUsed/>
+    <w:rsid w:val="007B0B88"/>
+    <w:pPr>
+      <w:tabs>
+        <w:tab w:val="center" w:pos="4677"/>
+        <w:tab w:val="right" w:pos="9355"/>
+      </w:tabs>
+      <w:spacing w:after="0" w:line="240" w:lineRule="auto"/>
+    </w:pPr>
+  </w:style>
+  <w:style w:type="character" w:customStyle="1" w:styleId="a6">
+    <w:name w:val="Нижний колонтитул Знак"/>
+    <w:basedOn w:val="a0"/>
+    <w:link w:val="a5"/>
+    <w:uiPriority w:val="99"/>
+    <w:rsid w:val="007B0B88"/>
+  </w:style>
+  <w:style w:type="paragraph" w:styleId="a7">
+    <w:name w:val="List Paragraph"/>
+    <w:basedOn w:val="a"/>
+    <w:uiPriority w:val="34"/>
+    <w:qFormat/>
+    <w:rsid w:val="007B0B88"/>
+    <w:pPr>
+      <w:ind w:left="720"/>
+      <w:contextualSpacing/>
+    </w:pPr>
+  </w:style>
 </w:styles>
 </file>
 

--- a/ПР1.docx
+++ b/ПР1.docx
@@ -1157,7 +1157,9 @@
       <w:r>
         <w:rPr>
           <w:rFonts w:ascii="Times New Roman" w:hAnsi="Times New Roman" w:cs="Times New Roman"/>
-          <w:sz w:val="28"/>
+          <w:noProof/>
+          <w:sz w:val="28"/>
+          <w:lang w:eastAsia="ru-RU"/>
         </w:rPr>
         <w:drawing>
           <wp:inline distT="0" distB="0" distL="0" distR="0" wp14:anchorId="2301B23B" wp14:editId="5E493F3F">
@@ -1303,7 +1305,9 @@
       <w:r>
         <w:rPr>
           <w:rFonts w:ascii="Times New Roman" w:hAnsi="Times New Roman" w:cs="Times New Roman"/>
-          <w:sz w:val="28"/>
+          <w:noProof/>
+          <w:sz w:val="28"/>
+          <w:lang w:eastAsia="ru-RU"/>
         </w:rPr>
         <w:drawing>
           <wp:inline distT="0" distB="0" distL="0" distR="0" wp14:anchorId="35C1A424" wp14:editId="2AB93FFB">
@@ -1352,7 +1356,9 @@
       <w:r>
         <w:rPr>
           <w:rFonts w:ascii="Times New Roman" w:hAnsi="Times New Roman" w:cs="Times New Roman"/>
-          <w:sz w:val="28"/>
+          <w:noProof/>
+          <w:sz w:val="28"/>
+          <w:lang w:eastAsia="ru-RU"/>
         </w:rPr>
         <w:lastRenderedPageBreak/>
         <w:drawing>
@@ -1402,7 +1408,9 @@
       <w:r>
         <w:rPr>
           <w:rFonts w:ascii="Times New Roman" w:hAnsi="Times New Roman" w:cs="Times New Roman"/>
-          <w:sz w:val="28"/>
+          <w:noProof/>
+          <w:sz w:val="28"/>
+          <w:lang w:eastAsia="ru-RU"/>
         </w:rPr>
         <w:lastRenderedPageBreak/>
         <w:drawing>
@@ -1485,7 +1493,9 @@
       <w:r>
         <w:rPr>
           <w:rFonts w:ascii="Times New Roman" w:hAnsi="Times New Roman" w:cs="Times New Roman"/>
-          <w:sz w:val="28"/>
+          <w:noProof/>
+          <w:sz w:val="28"/>
+          <w:lang w:eastAsia="ru-RU"/>
         </w:rPr>
         <w:drawing>
           <wp:inline distT="0" distB="0" distL="0" distR="0" wp14:anchorId="5F6DD0FB" wp14:editId="3DAB35A6">
@@ -1534,7 +1544,9 @@
       <w:r>
         <w:rPr>
           <w:rFonts w:ascii="Times New Roman" w:hAnsi="Times New Roman" w:cs="Times New Roman"/>
-          <w:sz w:val="28"/>
+          <w:noProof/>
+          <w:sz w:val="28"/>
+          <w:lang w:eastAsia="ru-RU"/>
         </w:rPr>
         <w:lastRenderedPageBreak/>
         <w:drawing>
@@ -1584,7 +1596,9 @@
       <w:r>
         <w:rPr>
           <w:rFonts w:ascii="Times New Roman" w:hAnsi="Times New Roman" w:cs="Times New Roman"/>
-          <w:sz w:val="28"/>
+          <w:noProof/>
+          <w:sz w:val="28"/>
+          <w:lang w:eastAsia="ru-RU"/>
         </w:rPr>
         <w:lastRenderedPageBreak/>
         <w:drawing>
@@ -1693,6 +1707,7 @@
         <w:rPr>
           <w:rFonts w:ascii="Times New Roman" w:hAnsi="Times New Roman" w:cs="Times New Roman"/>
           <w:sz w:val="28"/>
+          <w:lang w:val="en-US"/>
         </w:rPr>
       </w:pPr>
       <w:r>
@@ -1701,25 +1716,24 @@
           <w:sz w:val="28"/>
         </w:rPr>
         <w:lastRenderedPageBreak/>
-        <w:t>Заполнение таблиц различными схемами</w:t>
-      </w:r>
-    </w:p>
-    <w:p>
-      <w:pPr>
-        <w:rPr>
-          <w:rFonts w:ascii="Times New Roman" w:hAnsi="Times New Roman" w:cs="Times New Roman"/>
-          <w:sz w:val="28"/>
-          <w:lang w:val="en-US"/>
-        </w:rPr>
-      </w:pPr>
-      <w:r>
-        <w:rPr>
-          <w:rFonts w:ascii="Times New Roman" w:hAnsi="Times New Roman" w:cs="Times New Roman"/>
-          <w:sz w:val="28"/>
-        </w:rPr>
-        <w:lastRenderedPageBreak/>
+        <w:t>Заполнение таблиц различными схе</w:t>
+      </w:r>
+      <w:r>
+        <w:rPr>
+          <w:rFonts w:ascii="Times New Roman" w:hAnsi="Times New Roman" w:cs="Times New Roman"/>
+          <w:sz w:val="28"/>
+        </w:rPr>
+        <w:t>мами</w:t>
+      </w:r>
+      <w:r>
+        <w:rPr>
+          <w:rFonts w:ascii="Times New Roman" w:hAnsi="Times New Roman" w:cs="Times New Roman"/>
+          <w:noProof/>
+          <w:sz w:val="28"/>
+          <w:lang w:eastAsia="ru-RU"/>
+        </w:rPr>
         <w:drawing>
-          <wp:inline distT="0" distB="0" distL="0" distR="0" wp14:anchorId="72430DEE" wp14:editId="24E4B587">
+          <wp:inline distT="0" distB="0" distL="0" distR="0" wp14:anchorId="71CC6C2B" wp14:editId="4A5E8EE1">
             <wp:extent cx="5940425" cy="5387340"/>
             <wp:effectExtent l="0" t="0" r="3175" b="3810"/>
             <wp:docPr id="27" name="Рисунок 27"/>
@@ -1754,10 +1768,21 @@
           </wp:inline>
         </w:drawing>
       </w:r>
-      <w:r>
-        <w:rPr>
-          <w:rFonts w:ascii="Times New Roman" w:hAnsi="Times New Roman" w:cs="Times New Roman"/>
-          <w:sz w:val="28"/>
+    </w:p>
+    <w:p>
+      <w:pPr>
+        <w:rPr>
+          <w:rFonts w:ascii="Times New Roman" w:hAnsi="Times New Roman" w:cs="Times New Roman"/>
+          <w:sz w:val="28"/>
+          <w:lang w:val="en-US"/>
+        </w:rPr>
+      </w:pPr>
+      <w:r>
+        <w:rPr>
+          <w:rFonts w:ascii="Times New Roman" w:hAnsi="Times New Roman" w:cs="Times New Roman"/>
+          <w:noProof/>
+          <w:sz w:val="28"/>
+          <w:lang w:eastAsia="ru-RU"/>
         </w:rPr>
         <w:lastRenderedPageBreak/>
         <w:drawing>
@@ -1785,6 +1810,377 @@
                     <a:xfrm>
                       <a:off x="0" y="0"/>
                       <a:ext cx="5940425" cy="7304405"/>
+                    </a:xfrm>
+                    <a:prstGeom prst="rect">
+                      <a:avLst/>
+                    </a:prstGeom>
+                  </pic:spPr>
+                </pic:pic>
+              </a:graphicData>
+            </a:graphic>
+          </wp:inline>
+        </w:drawing>
+      </w:r>
+    </w:p>
+    <w:p>
+      <w:pPr>
+        <w:rPr>
+          <w:rFonts w:ascii="Times New Roman" w:hAnsi="Times New Roman" w:cs="Times New Roman"/>
+          <w:sz w:val="28"/>
+          <w:lang w:val="en-US"/>
+        </w:rPr>
+      </w:pPr>
+      <w:r>
+        <w:rPr>
+          <w:rFonts w:ascii="Times New Roman" w:hAnsi="Times New Roman" w:cs="Times New Roman"/>
+          <w:sz w:val="28"/>
+          <w:lang w:val="en-US"/>
+        </w:rPr>
+        <w:lastRenderedPageBreak/>
+        <w:drawing>
+          <wp:inline distT="0" distB="0" distL="0" distR="0" wp14:anchorId="46DCADD4" wp14:editId="27F362C0">
+            <wp:extent cx="5940425" cy="7470775"/>
+            <wp:effectExtent l="0" t="0" r="3175" b="0"/>
+            <wp:docPr id="6" name="Рисунок 6"/>
+            <wp:cNvGraphicFramePr>
+              <a:graphicFrameLocks xmlns:a="http://schemas.openxmlformats.org/drawingml/2006/main" noChangeAspect="1"/>
+            </wp:cNvGraphicFramePr>
+            <a:graphic xmlns:a="http://schemas.openxmlformats.org/drawingml/2006/main">
+              <a:graphicData uri="http://schemas.openxmlformats.org/drawingml/2006/picture">
+                <pic:pic xmlns:pic="http://schemas.openxmlformats.org/drawingml/2006/picture">
+                  <pic:nvPicPr>
+                    <pic:cNvPr id="1" name=""/>
+                    <pic:cNvPicPr/>
+                  </pic:nvPicPr>
+                  <pic:blipFill>
+                    <a:blip r:embed="rId28"/>
+                    <a:stretch>
+                      <a:fillRect/>
+                    </a:stretch>
+                  </pic:blipFill>
+                  <pic:spPr>
+                    <a:xfrm>
+                      <a:off x="0" y="0"/>
+                      <a:ext cx="5940425" cy="7470775"/>
+                    </a:xfrm>
+                    <a:prstGeom prst="rect">
+                      <a:avLst/>
+                    </a:prstGeom>
+                  </pic:spPr>
+                </pic:pic>
+              </a:graphicData>
+            </a:graphic>
+          </wp:inline>
+        </w:drawing>
+      </w:r>
+    </w:p>
+    <w:p>
+      <w:pPr>
+        <w:rPr>
+          <w:rFonts w:ascii="Times New Roman" w:hAnsi="Times New Roman" w:cs="Times New Roman"/>
+          <w:sz w:val="28"/>
+          <w:lang w:val="en-US"/>
+        </w:rPr>
+      </w:pPr>
+      <w:r>
+        <w:rPr>
+          <w:rFonts w:ascii="Times New Roman" w:hAnsi="Times New Roman" w:cs="Times New Roman"/>
+          <w:sz w:val="28"/>
+          <w:lang w:val="en-US"/>
+        </w:rPr>
+        <w:lastRenderedPageBreak/>
+        <w:drawing>
+          <wp:inline distT="0" distB="0" distL="0" distR="0" wp14:anchorId="5D963585" wp14:editId="64F42A3F">
+            <wp:extent cx="5940425" cy="6639339"/>
+            <wp:effectExtent l="0" t="0" r="3175" b="9525"/>
+            <wp:docPr id="11" name="Рисунок 11"/>
+            <wp:cNvGraphicFramePr>
+              <a:graphicFrameLocks xmlns:a="http://schemas.openxmlformats.org/drawingml/2006/main" noChangeAspect="1"/>
+            </wp:cNvGraphicFramePr>
+            <a:graphic xmlns:a="http://schemas.openxmlformats.org/drawingml/2006/main">
+              <a:graphicData uri="http://schemas.openxmlformats.org/drawingml/2006/picture">
+                <pic:pic xmlns:pic="http://schemas.openxmlformats.org/drawingml/2006/picture">
+                  <pic:nvPicPr>
+                    <pic:cNvPr id="1" name=""/>
+                    <pic:cNvPicPr/>
+                  </pic:nvPicPr>
+                  <pic:blipFill>
+                    <a:blip r:embed="rId29"/>
+                    <a:stretch>
+                      <a:fillRect/>
+                    </a:stretch>
+                  </pic:blipFill>
+                  <pic:spPr>
+                    <a:xfrm>
+                      <a:off x="0" y="0"/>
+                      <a:ext cx="5944057" cy="6643398"/>
+                    </a:xfrm>
+                    <a:prstGeom prst="rect">
+                      <a:avLst/>
+                    </a:prstGeom>
+                  </pic:spPr>
+                </pic:pic>
+              </a:graphicData>
+            </a:graphic>
+          </wp:inline>
+        </w:drawing>
+      </w:r>
+    </w:p>
+    <w:p>
+      <w:pPr>
+        <w:rPr>
+          <w:rFonts w:ascii="Times New Roman" w:hAnsi="Times New Roman" w:cs="Times New Roman"/>
+          <w:sz w:val="28"/>
+        </w:rPr>
+      </w:pPr>
+      <w:r>
+        <w:rPr>
+          <w:rFonts w:ascii="Times New Roman" w:hAnsi="Times New Roman" w:cs="Times New Roman"/>
+          <w:sz w:val="28"/>
+        </w:rPr>
+        <w:t>Создание базы данных</w:t>
+      </w:r>
+    </w:p>
+    <w:p>
+      <w:pPr>
+        <w:rPr>
+          <w:rFonts w:ascii="Times New Roman" w:hAnsi="Times New Roman" w:cs="Times New Roman"/>
+          <w:sz w:val="28"/>
+        </w:rPr>
+      </w:pPr>
+      <w:r>
+        <w:rPr>
+          <w:rFonts w:ascii="Times New Roman" w:hAnsi="Times New Roman" w:cs="Times New Roman"/>
+          <w:sz w:val="28"/>
+        </w:rPr>
+        <w:drawing>
+          <wp:inline distT="0" distB="0" distL="0" distR="0" wp14:anchorId="3CD04B77" wp14:editId="5A8DC305">
+            <wp:extent cx="5939150" cy="2099144"/>
+            <wp:effectExtent l="0" t="0" r="5080" b="0"/>
+            <wp:docPr id="12" name="Рисунок 12"/>
+            <wp:cNvGraphicFramePr>
+              <a:graphicFrameLocks xmlns:a="http://schemas.openxmlformats.org/drawingml/2006/main" noChangeAspect="1"/>
+            </wp:cNvGraphicFramePr>
+            <a:graphic xmlns:a="http://schemas.openxmlformats.org/drawingml/2006/main">
+              <a:graphicData uri="http://schemas.openxmlformats.org/drawingml/2006/picture">
+                <pic:pic xmlns:pic="http://schemas.openxmlformats.org/drawingml/2006/picture">
+                  <pic:nvPicPr>
+                    <pic:cNvPr id="1" name=""/>
+                    <pic:cNvPicPr/>
+                  </pic:nvPicPr>
+                  <pic:blipFill>
+                    <a:blip r:embed="rId30"/>
+                    <a:stretch>
+                      <a:fillRect/>
+                    </a:stretch>
+                  </pic:blipFill>
+                  <pic:spPr>
+                    <a:xfrm>
+                      <a:off x="0" y="0"/>
+                      <a:ext cx="6031007" cy="2131610"/>
+                    </a:xfrm>
+                    <a:prstGeom prst="rect">
+                      <a:avLst/>
+                    </a:prstGeom>
+                  </pic:spPr>
+                </pic:pic>
+              </a:graphicData>
+            </a:graphic>
+          </wp:inline>
+        </w:drawing>
+      </w:r>
+    </w:p>
+    <w:p>
+      <w:pPr>
+        <w:rPr>
+          <w:rFonts w:ascii="Times New Roman" w:hAnsi="Times New Roman" w:cs="Times New Roman"/>
+          <w:sz w:val="28"/>
+        </w:rPr>
+      </w:pPr>
+      <w:r>
+        <w:rPr>
+          <w:rFonts w:ascii="Times New Roman" w:hAnsi="Times New Roman" w:cs="Times New Roman"/>
+          <w:sz w:val="28"/>
+        </w:rPr>
+        <w:lastRenderedPageBreak/>
+        <w:t>Создание таблиц</w:t>
+      </w:r>
+    </w:p>
+    <w:p>
+      <w:pPr>
+        <w:rPr>
+          <w:rFonts w:ascii="Times New Roman" w:hAnsi="Times New Roman" w:cs="Times New Roman"/>
+          <w:sz w:val="28"/>
+        </w:rPr>
+      </w:pPr>
+      <w:r>
+        <w:rPr>
+          <w:rFonts w:ascii="Times New Roman" w:hAnsi="Times New Roman" w:cs="Times New Roman"/>
+          <w:sz w:val="28"/>
+        </w:rPr>
+        <w:drawing>
+          <wp:inline distT="0" distB="0" distL="0" distR="0" wp14:anchorId="0B3363EA" wp14:editId="738CBA75">
+            <wp:extent cx="5940290" cy="5351228"/>
+            <wp:effectExtent l="0" t="0" r="3810" b="1905"/>
+            <wp:docPr id="13" name="Рисунок 13"/>
+            <wp:cNvGraphicFramePr>
+              <a:graphicFrameLocks xmlns:a="http://schemas.openxmlformats.org/drawingml/2006/main" noChangeAspect="1"/>
+            </wp:cNvGraphicFramePr>
+            <a:graphic xmlns:a="http://schemas.openxmlformats.org/drawingml/2006/main">
+              <a:graphicData uri="http://schemas.openxmlformats.org/drawingml/2006/picture">
+                <pic:pic xmlns:pic="http://schemas.openxmlformats.org/drawingml/2006/picture">
+                  <pic:nvPicPr>
+                    <pic:cNvPr id="1" name=""/>
+                    <pic:cNvPicPr/>
+                  </pic:nvPicPr>
+                  <pic:blipFill>
+                    <a:blip r:embed="rId31"/>
+                    <a:stretch>
+                      <a:fillRect/>
+                    </a:stretch>
+                  </pic:blipFill>
+                  <pic:spPr>
+                    <a:xfrm>
+                      <a:off x="0" y="0"/>
+                      <a:ext cx="5951715" cy="5361520"/>
+                    </a:xfrm>
+                    <a:prstGeom prst="rect">
+                      <a:avLst/>
+                    </a:prstGeom>
+                  </pic:spPr>
+                </pic:pic>
+              </a:graphicData>
+            </a:graphic>
+          </wp:inline>
+        </w:drawing>
+      </w:r>
+      <w:r>
+        <w:rPr>
+          <w:rFonts w:ascii="Times New Roman" w:hAnsi="Times New Roman" w:cs="Times New Roman"/>
+          <w:sz w:val="28"/>
+        </w:rPr>
+        <w:drawing>
+          <wp:inline distT="0" distB="0" distL="0" distR="0" wp14:anchorId="46E6EF9D" wp14:editId="71C83352">
+            <wp:extent cx="5704009" cy="2202512"/>
+            <wp:effectExtent l="0" t="0" r="0" b="7620"/>
+            <wp:docPr id="17" name="Рисунок 17"/>
+            <wp:cNvGraphicFramePr>
+              <a:graphicFrameLocks xmlns:a="http://schemas.openxmlformats.org/drawingml/2006/main" noChangeAspect="1"/>
+            </wp:cNvGraphicFramePr>
+            <a:graphic xmlns:a="http://schemas.openxmlformats.org/drawingml/2006/main">
+              <a:graphicData uri="http://schemas.openxmlformats.org/drawingml/2006/picture">
+                <pic:pic xmlns:pic="http://schemas.openxmlformats.org/drawingml/2006/picture">
+                  <pic:nvPicPr>
+                    <pic:cNvPr id="1" name=""/>
+                    <pic:cNvPicPr/>
+                  </pic:nvPicPr>
+                  <pic:blipFill>
+                    <a:blip r:embed="rId32"/>
+                    <a:stretch>
+                      <a:fillRect/>
+                    </a:stretch>
+                  </pic:blipFill>
+                  <pic:spPr>
+                    <a:xfrm>
+                      <a:off x="0" y="0"/>
+                      <a:ext cx="5771162" cy="2228442"/>
+                    </a:xfrm>
+                    <a:prstGeom prst="rect">
+                      <a:avLst/>
+                    </a:prstGeom>
+                  </pic:spPr>
+                </pic:pic>
+              </a:graphicData>
+            </a:graphic>
+          </wp:inline>
+        </w:drawing>
+      </w:r>
+    </w:p>
+    <w:p>
+      <w:pPr>
+        <w:rPr>
+          <w:rFonts w:ascii="Times New Roman" w:hAnsi="Times New Roman" w:cs="Times New Roman"/>
+          <w:sz w:val="28"/>
+        </w:rPr>
+      </w:pPr>
+    </w:p>
+    <w:p>
+      <w:pPr>
+        <w:rPr>
+          <w:rFonts w:ascii="Times New Roman" w:hAnsi="Times New Roman" w:cs="Times New Roman"/>
+          <w:sz w:val="28"/>
+        </w:rPr>
+      </w:pPr>
+    </w:p>
+    <w:p>
+      <w:pPr>
+        <w:rPr>
+          <w:rFonts w:ascii="Times New Roman" w:hAnsi="Times New Roman" w:cs="Times New Roman"/>
+          <w:sz w:val="28"/>
+        </w:rPr>
+      </w:pPr>
+    </w:p>
+    <w:p>
+      <w:pPr>
+        <w:rPr>
+          <w:rFonts w:ascii="Times New Roman" w:hAnsi="Times New Roman" w:cs="Times New Roman"/>
+          <w:sz w:val="28"/>
+        </w:rPr>
+      </w:pPr>
+    </w:p>
+    <w:p>
+      <w:pPr>
+        <w:rPr>
+          <w:rFonts w:ascii="Times New Roman" w:hAnsi="Times New Roman" w:cs="Times New Roman"/>
+          <w:sz w:val="28"/>
+        </w:rPr>
+      </w:pPr>
+      <w:r>
+        <w:rPr>
+          <w:rFonts w:ascii="Times New Roman" w:hAnsi="Times New Roman" w:cs="Times New Roman"/>
+          <w:sz w:val="28"/>
+        </w:rPr>
+        <w:lastRenderedPageBreak/>
+        <w:t>Дополнительная таблица оценок</w:t>
+      </w:r>
+    </w:p>
+    <w:p>
+      <w:pPr>
+        <w:rPr>
+          <w:rFonts w:ascii="Times New Roman" w:hAnsi="Times New Roman" w:cs="Times New Roman"/>
+          <w:sz w:val="28"/>
+        </w:rPr>
+      </w:pPr>
+      <w:r>
+        <w:rPr>
+          <w:rFonts w:ascii="Times New Roman" w:hAnsi="Times New Roman" w:cs="Times New Roman"/>
+          <w:sz w:val="28"/>
+        </w:rPr>
+        <w:drawing>
+          <wp:inline distT="0" distB="0" distL="0" distR="0" wp14:anchorId="4B3C4147" wp14:editId="1DD79776">
+            <wp:extent cx="5940425" cy="2042795"/>
+            <wp:effectExtent l="0" t="0" r="3175" b="0"/>
+            <wp:docPr id="26" name="Рисунок 26"/>
+            <wp:cNvGraphicFramePr>
+              <a:graphicFrameLocks xmlns:a="http://schemas.openxmlformats.org/drawingml/2006/main" noChangeAspect="1"/>
+            </wp:cNvGraphicFramePr>
+            <a:graphic xmlns:a="http://schemas.openxmlformats.org/drawingml/2006/main">
+              <a:graphicData uri="http://schemas.openxmlformats.org/drawingml/2006/picture">
+                <pic:pic xmlns:pic="http://schemas.openxmlformats.org/drawingml/2006/picture">
+                  <pic:nvPicPr>
+                    <pic:cNvPr id="1" name=""/>
+                    <pic:cNvPicPr/>
+                  </pic:nvPicPr>
+                  <pic:blipFill>
+                    <a:blip r:embed="rId33"/>
+                    <a:stretch>
+                      <a:fillRect/>
+                    </a:stretch>
+                  </pic:blipFill>
+                  <pic:spPr>
+                    <a:xfrm>
+                      <a:off x="0" y="0"/>
+                      <a:ext cx="5940425" cy="2042795"/>
                     </a:xfrm>
                     <a:prstGeom prst="rect">
                       <a:avLst/>
